--- a/JavaScript/Notes - JAVASCRIPT.docx
+++ b/JavaScript/Notes - JAVASCRIPT.docx
@@ -1888,7 +1888,31 @@
           <w:bCs/>
           <w:color w:val="124F1A" w:themeColor="accent3" w:themeShade="BF"/>
         </w:rPr>
-        <w:t xml:space="preserve">Data type used to store single value are known as Primitive data types </w:t>
+        <w:t xml:space="preserve">Data type used to store single value are known as </w:t>
+      </w:r>
+      <w:r>
+        <w:rPr>
+          <w:b/>
+          <w:bCs/>
+          <w:color w:val="0A2F41" w:themeColor="accent1" w:themeShade="80"/>
+        </w:rPr>
+        <w:t xml:space="preserve">Primitive data </w:t>
+      </w:r>
+      <w:r>
+        <w:rPr>
+          <w:b/>
+          <w:bCs/>
+          <w:color w:val="124F1A" w:themeColor="accent3" w:themeShade="BF"/>
+        </w:rPr>
+        <w:t>types</w:t>
+      </w:r>
+      <w:r>
+        <w:rPr>
+          <w:b/>
+          <w:bCs/>
+          <w:color w:val="0A2F41" w:themeColor="accent1" w:themeShade="80"/>
+        </w:rPr>
+        <w:t>.</w:t>
       </w:r>
     </w:p>
     <w:p>
@@ -1905,8 +1929,370 @@
           <w:bCs/>
           <w:color w:val="153D63" w:themeColor="text2" w:themeTint="E6"/>
         </w:rPr>
+        <w:t>1.</w:t>
+      </w:r>
+      <w:r>
+        <w:rPr>
+          <w:b/>
+          <w:bCs/>
+          <w:color w:val="153D63" w:themeColor="text2" w:themeTint="E6"/>
+        </w:rPr>
+        <w:t>n</w:t>
+      </w:r>
+      <w:r>
+        <w:rPr>
+          <w:b/>
+          <w:bCs/>
+          <w:color w:val="153D63" w:themeColor="text2" w:themeTint="E6"/>
+        </w:rPr>
+        <w:t>umber</w:t>
+      </w:r>
+    </w:p>
+    <w:p>
+      <w:r>
+        <w:t>Numbers are pure numeric values like 101.</w:t>
+      </w:r>
+    </w:p>
+    <w:p>
+      <w:r>
+        <w:t>It mentions terms like phone, rating, pincode — these are examples of real-world data that usually store numbers.</w:t>
+      </w:r>
+    </w:p>
+    <w:p>
+      <w:pPr>
+        <w:rPr>
+          <w:b/>
+          <w:bCs/>
+          <w:color w:val="153D63" w:themeColor="text2" w:themeTint="E6"/>
+        </w:rPr>
+      </w:pPr>
+    </w:p>
+    <w:p>
+      <w:pPr>
+        <w:rPr>
+          <w:b/>
+          <w:bCs/>
+          <w:color w:val="153D63" w:themeColor="text2" w:themeTint="E6"/>
+        </w:rPr>
+      </w:pPr>
+      <w:r>
+        <w:rPr>
+          <w:b/>
+          <w:bCs/>
+          <w:color w:val="153D63" w:themeColor="text2" w:themeTint="E6"/>
+        </w:rPr>
+        <w:t>2.</w:t>
+      </w:r>
+      <w:r>
+        <w:rPr>
+          <w:b/>
+          <w:bCs/>
+          <w:color w:val="153D63" w:themeColor="text2" w:themeTint="E6"/>
+        </w:rPr>
+        <w:t>string</w:t>
+      </w:r>
+    </w:p>
+    <w:p>
+      <w:r>
+        <w:t xml:space="preserve"> Any data enclosed within double quotes (" "), single quotes (' '), or backticks (\ `) is considered a string type.</w:t>
+      </w:r>
+    </w:p>
+    <w:p>
+      <w:r>
+        <w:t>Strings can consist of:</w:t>
+      </w:r>
+    </w:p>
+    <w:p>
+      <w:pPr>
+        <w:numPr>
+          <w:ilvl w:val="0"/>
+          <w:numId w:val="13"/>
+        </w:numPr>
+      </w:pPr>
+      <w:r>
+        <w:t>Letters (e.g., "hello")</w:t>
+      </w:r>
+    </w:p>
+    <w:p>
+      <w:pPr>
+        <w:numPr>
+          <w:ilvl w:val="0"/>
+          <w:numId w:val="13"/>
+        </w:numPr>
+      </w:pPr>
+      <w:r>
+        <w:t>Letters + numbers (e.g., "abc123")</w:t>
+      </w:r>
+    </w:p>
+    <w:p>
+      <w:pPr>
+        <w:numPr>
+          <w:ilvl w:val="0"/>
+          <w:numId w:val="13"/>
+        </w:numPr>
+      </w:pPr>
+      <w:r>
+        <w:t>Letters + special characters (SC) (e.g., "abc@#!")</w:t>
+      </w:r>
+    </w:p>
+    <w:p>
+      <w:pPr>
+        <w:numPr>
+          <w:ilvl w:val="0"/>
+          <w:numId w:val="13"/>
+        </w:numPr>
+      </w:pPr>
+      <w:r>
+        <w:t>Letters + numbers + special characters (e.g., "abc123@#!")</w:t>
+      </w:r>
+    </w:p>
+    <w:p>
+      <w:pPr>
+        <w:rPr>
+          <w:b/>
+          <w:bCs/>
+          <w:color w:val="153D63" w:themeColor="text2" w:themeTint="E6"/>
+        </w:rPr>
+      </w:pPr>
+      <w:r>
+        <w:rPr>
+          <w:b/>
+          <w:bCs/>
+          <w:color w:val="153D63" w:themeColor="text2" w:themeTint="E6"/>
+        </w:rPr>
+        <w:t>3.b</w:t>
+      </w:r>
+      <w:r>
+        <w:rPr>
+          <w:b/>
+          <w:bCs/>
+          <w:color w:val="153D63" w:themeColor="text2" w:themeTint="E6"/>
+        </w:rPr>
+        <w:t>oolean</w:t>
+      </w:r>
+    </w:p>
+    <w:p>
+      <w:pPr>
+        <w:ind w:firstLine="720"/>
+      </w:pPr>
+      <w:r>
+        <w:t xml:space="preserve">Any </w:t>
+      </w:r>
+      <w:r>
+        <w:t>data which is mentioned in the form of true or false.</w:t>
+      </w:r>
+    </w:p>
+    <w:p>
+      <w:pPr>
+        <w:rPr>
+          <w:b/>
+          <w:bCs/>
+          <w:color w:val="153D63" w:themeColor="text2" w:themeTint="E6"/>
+        </w:rPr>
+      </w:pPr>
+      <w:r>
+        <w:rPr>
+          <w:b/>
+          <w:bCs/>
+          <w:color w:val="153D63" w:themeColor="text2" w:themeTint="E6"/>
+        </w:rPr>
+        <w:t>4.</w:t>
+      </w:r>
+      <w:r>
+        <w:rPr>
+          <w:b/>
+          <w:bCs/>
+          <w:color w:val="153D63" w:themeColor="text2" w:themeTint="E6"/>
+        </w:rPr>
+        <w:t>symbol</w:t>
+      </w:r>
+      <w:r>
+        <w:rPr>
+          <w:b/>
+          <w:bCs/>
+          <w:color w:val="153D63" w:themeColor="text2" w:themeTint="E6"/>
+        </w:rPr>
+        <w:t xml:space="preserve"> </w:t>
+      </w:r>
+    </w:p>
+    <w:p>
+      <w:pPr>
+        <w:rPr>
+          <w:b/>
+          <w:bCs/>
+          <w:color w:val="153D63" w:themeColor="text2" w:themeTint="E6"/>
+        </w:rPr>
+      </w:pPr>
+      <w:r>
+        <w:rPr>
+          <w:b/>
+          <w:bCs/>
+          <w:color w:val="153D63" w:themeColor="text2" w:themeTint="E6"/>
+        </w:rPr>
         <w:tab/>
-        <w:t>Number, string, Boolean, symbol, undefined, null, bigInt</w:t>
+      </w:r>
+      <w:r>
+        <w:t xml:space="preserve">Any </w:t>
+      </w:r>
+      <w:r>
+        <w:t xml:space="preserve">data which is </w:t>
+      </w:r>
+      <w:r>
+        <w:t>created using symbol constructor.</w:t>
+      </w:r>
+    </w:p>
+    <w:p>
+      <w:pPr>
+        <w:rPr>
+          <w:b/>
+          <w:bCs/>
+          <w:color w:val="153D63" w:themeColor="text2" w:themeTint="E6"/>
+        </w:rPr>
+      </w:pPr>
+      <w:r>
+        <w:rPr>
+          <w:b/>
+          <w:bCs/>
+          <w:color w:val="153D63" w:themeColor="text2" w:themeTint="E6"/>
+        </w:rPr>
+        <w:t>5.</w:t>
+      </w:r>
+      <w:r>
+        <w:rPr>
+          <w:b/>
+          <w:bCs/>
+          <w:color w:val="153D63" w:themeColor="text2" w:themeTint="E6"/>
+        </w:rPr>
+        <w:t>undefined</w:t>
+      </w:r>
+      <w:r>
+        <w:rPr>
+          <w:b/>
+          <w:bCs/>
+          <w:color w:val="153D63" w:themeColor="text2" w:themeTint="E6"/>
+        </w:rPr>
+        <w:t xml:space="preserve"> </w:t>
+      </w:r>
+    </w:p>
+    <w:p>
+      <w:pPr>
+        <w:numPr>
+          <w:ilvl w:val="0"/>
+          <w:numId w:val="13"/>
+        </w:numPr>
+      </w:pPr>
+      <w:r>
+        <w:t>JavaScript provides a special value called undefined.</w:t>
+      </w:r>
+    </w:p>
+    <w:p>
+      <w:pPr>
+        <w:numPr>
+          <w:ilvl w:val="0"/>
+          <w:numId w:val="13"/>
+        </w:numPr>
+      </w:pPr>
+      <w:r>
+        <w:t>If a variable is declared but not assigned any value, it automatically becomes undefined.</w:t>
+      </w:r>
+    </w:p>
+    <w:p>
+      <w:pPr>
+        <w:numPr>
+          <w:ilvl w:val="0"/>
+          <w:numId w:val="13"/>
+        </w:numPr>
+      </w:pPr>
+      <w:r>
+        <w:t>The type of undefined is also undefined.</w:t>
+      </w:r>
+    </w:p>
+    <w:p>
+      <w:pPr>
+        <w:rPr>
+          <w:b/>
+          <w:bCs/>
+          <w:color w:val="153D63" w:themeColor="text2" w:themeTint="E6"/>
+        </w:rPr>
+      </w:pPr>
+      <w:r>
+        <w:rPr>
+          <w:b/>
+          <w:bCs/>
+          <w:color w:val="153D63" w:themeColor="text2" w:themeTint="E6"/>
+        </w:rPr>
+        <w:t>6.</w:t>
+      </w:r>
+      <w:r>
+        <w:rPr>
+          <w:b/>
+          <w:bCs/>
+          <w:color w:val="153D63" w:themeColor="text2" w:themeTint="E6"/>
+        </w:rPr>
+        <w:t>null</w:t>
+      </w:r>
+      <w:r>
+        <w:rPr>
+          <w:b/>
+          <w:bCs/>
+          <w:color w:val="153D63" w:themeColor="text2" w:themeTint="E6"/>
+        </w:rPr>
+        <w:t xml:space="preserve"> </w:t>
+      </w:r>
+    </w:p>
+    <w:p>
+      <w:pPr>
+        <w:ind w:firstLine="720"/>
+      </w:pPr>
+      <w:r>
+        <w:t>null is a special value in JavaScript, used to represent an intentional absence of any object value</w:t>
+      </w:r>
+      <w:r>
+        <w:t>.</w:t>
+      </w:r>
+    </w:p>
+    <w:p>
+      <w:pPr>
+        <w:ind w:firstLine="720"/>
+      </w:pPr>
+      <w:r>
+        <w:t>typeof null returns "object"</w:t>
+      </w:r>
+      <w:r>
+        <w:t>.</w:t>
+      </w:r>
+    </w:p>
+    <w:p>
+      <w:pPr>
+        <w:rPr>
+          <w:b/>
+          <w:bCs/>
+          <w:color w:val="153D63" w:themeColor="text2" w:themeTint="E6"/>
+        </w:rPr>
+      </w:pPr>
+      <w:r>
+        <w:rPr>
+          <w:b/>
+          <w:bCs/>
+          <w:color w:val="153D63" w:themeColor="text2" w:themeTint="E6"/>
+        </w:rPr>
+        <w:t>7.</w:t>
+      </w:r>
+      <w:r>
+        <w:rPr>
+          <w:b/>
+          <w:bCs/>
+          <w:color w:val="153D63" w:themeColor="text2" w:themeTint="E6"/>
+        </w:rPr>
+        <w:t>bigInt</w:t>
+      </w:r>
+      <w:r>
+        <w:rPr>
+          <w:b/>
+          <w:bCs/>
+          <w:color w:val="153D63" w:themeColor="text2" w:themeTint="E6"/>
+        </w:rPr>
+        <w:t>.</w:t>
       </w:r>
     </w:p>
     <w:p>
@@ -1923,94 +2309,81 @@
           <w:bCs/>
           <w:color w:val="124F1A" w:themeColor="accent3" w:themeShade="BF"/>
         </w:rPr>
-        <w:t>Data types are used to store multiple values are known as Non</w:t>
-      </w:r>
-      <w:r>
+        <w:t>Non-Primitive: OBJECT, ARRAY, FUNCTION</w:t>
+      </w:r>
+    </w:p>
+    <w:p>
+      <w:pPr>
         <w:rPr>
           <w:b/>
           <w:bCs/>
           <w:color w:val="124F1A" w:themeColor="accent3" w:themeShade="BF"/>
         </w:rPr>
-        <w:t>-</w:t>
-      </w:r>
+      </w:pPr>
       <w:r>
         <w:rPr>
           <w:b/>
           <w:bCs/>
           <w:color w:val="124F1A" w:themeColor="accent3" w:themeShade="BF"/>
         </w:rPr>
-        <w:t>Primitive Data types</w:t>
-      </w:r>
-    </w:p>
-    <w:p>
-      <w:r>
-        <w:t>let x = "a";</w:t>
-      </w:r>
-    </w:p>
-    <w:p>
-      <w:r>
-        <w:t>console.log('x', x);  // a</w:t>
-      </w:r>
-    </w:p>
+        <w:t xml:space="preserve">Data types are used to store multiple values are known </w:t>
+      </w:r>
+      <w:r>
+        <w:rPr>
+          <w:b/>
+          <w:bCs/>
+          <w:color w:val="0A2F41" w:themeColor="accent1" w:themeShade="80"/>
+        </w:rPr>
+        <w:t>as Non-Primitive Data</w:t>
+      </w:r>
+      <w:r>
+        <w:rPr>
+          <w:b/>
+          <w:bCs/>
+          <w:color w:val="124F1A" w:themeColor="accent3" w:themeShade="BF"/>
+        </w:rPr>
+        <w:t xml:space="preserve"> types</w:t>
+      </w:r>
+    </w:p>
+    <w:p>
+      <w:pPr>
+        <w:rPr>
+          <w:b/>
+          <w:bCs/>
+          <w:color w:val="124F1A" w:themeColor="accent3" w:themeShade="BF"/>
+        </w:rPr>
+      </w:pPr>
+      <w:r>
+        <w:rPr>
+          <w:b/>
+          <w:bCs/>
+          <w:color w:val="124F1A" w:themeColor="accent3" w:themeShade="BF"/>
+        </w:rPr>
+        <w:tab/>
+      </w:r>
+      <w:r>
+        <w:rPr>
+          <w:b/>
+          <w:bCs/>
+          <w:color w:val="153D63" w:themeColor="text2" w:themeTint="E6"/>
+        </w:rPr>
+        <w:t>object</w:t>
+      </w:r>
+    </w:p>
+    <w:p>
+      <w:r>
+        <w:t>let r = {value: "a"};</w:t>
+      </w:r>
+    </w:p>
+    <w:p>
+      <w:r>
+        <w:t>console.log('r', r);  // {value: "a"}</w:t>
+      </w:r>
+    </w:p>
+    <w:p/>
     <w:p>
       <w:r>
         <w:lastRenderedPageBreak/>
-        <w:t>let y = x;</w:t>
-      </w:r>
-    </w:p>
-    <w:p>
-      <w:r>
-        <w:t>console.log('y', y);  // a (copy of x's value)</w:t>
-      </w:r>
-    </w:p>
-    <w:p/>
-    <w:p>
-      <w:r>
-        <w:t>x = "d";</w:t>
-      </w:r>
-    </w:p>
-    <w:p>
-      <w:r>
-        <w:t>console.log('updated x', x);  // d</w:t>
-      </w:r>
-    </w:p>
-    <w:p/>
-    <w:p>
-      <w:r>
-        <w:t>console.log('Again y', y);  // a (still old copy)</w:t>
-      </w:r>
-    </w:p>
-    <w:p>
-      <w:pPr>
-        <w:rPr>
-          <w:b/>
-          <w:bCs/>
-          <w:color w:val="124F1A" w:themeColor="accent3" w:themeShade="BF"/>
-        </w:rPr>
-      </w:pPr>
-      <w:r>
-        <w:rPr>
-          <w:b/>
-          <w:bCs/>
-          <w:color w:val="124F1A" w:themeColor="accent3" w:themeShade="BF"/>
-        </w:rPr>
-        <w:t>Non-Primitive: OBJECT, ARRAY, FUNCTION</w:t>
-      </w:r>
-    </w:p>
-    <w:p/>
-    <w:p>
-      <w:r>
-        <w:t>let r = {value: "a"};</w:t>
-      </w:r>
-    </w:p>
-    <w:p>
-      <w:r>
-        <w:t>console.log('r', r);  // {value: "a"}</w:t>
-      </w:r>
-    </w:p>
-    <w:p/>
-    <w:p>
-      <w:r>
         <w:t>let q = r;</w:t>
       </w:r>
     </w:p>
@@ -2188,7 +2561,6 @@
     </w:p>
     <w:p>
       <w:r>
-        <w:lastRenderedPageBreak/>
         <w:t>function sum(a, b) {</w:t>
       </w:r>
     </w:p>
@@ -2303,6 +2675,7 @@
           <w:sz w:val="28"/>
           <w:szCs w:val="28"/>
         </w:rPr>
+        <w:lastRenderedPageBreak/>
         <w:t xml:space="preserve">Arrays </w:t>
       </w:r>
     </w:p>
@@ -2378,63 +2751,63 @@
     <w:p/>
     <w:p>
       <w:r>
+        <w:t>// //length</w:t>
+      </w:r>
+    </w:p>
+    <w:p>
+      <w:r>
+        <w:t>// let personAges = [25, 22, 45, 50];</w:t>
+      </w:r>
+    </w:p>
+    <w:p>
+      <w:r>
+        <w:t>// for (let i = 0; i &lt; personAges.length; i++) {</w:t>
+      </w:r>
+    </w:p>
+    <w:p>
+      <w:r>
+        <w:t>//     if (personAges[i] % 2 == 0) {</w:t>
+      </w:r>
+    </w:p>
+    <w:p>
+      <w:r>
+        <w:t>//         console.log(i, " personAges ---- ", personAges[i]);</w:t>
+      </w:r>
+    </w:p>
+    <w:p>
+      <w:r>
+        <w:t>//     }</w:t>
+      </w:r>
+    </w:p>
+    <w:p>
+      <w:r>
+        <w:t>// }</w:t>
+      </w:r>
+    </w:p>
+    <w:p>
+      <w:r>
+        <w:t>// //modify</w:t>
+      </w:r>
+    </w:p>
+    <w:p>
+      <w:r>
+        <w:t>// personAges[1]=23;</w:t>
+      </w:r>
+    </w:p>
+    <w:p>
+      <w:r>
+        <w:t>// console.log(personAges);</w:t>
+      </w:r>
+    </w:p>
+    <w:p/>
+    <w:p>
+      <w:r>
+        <w:t>// const personAges = [25,22,45,50,45,20,60];</w:t>
+      </w:r>
+    </w:p>
+    <w:p>
+      <w:r>
         <w:lastRenderedPageBreak/>
-        <w:t>// //length</w:t>
-      </w:r>
-    </w:p>
-    <w:p>
-      <w:r>
-        <w:t>// let personAges = [25, 22, 45, 50];</w:t>
-      </w:r>
-    </w:p>
-    <w:p>
-      <w:r>
-        <w:t>// for (let i = 0; i &lt; personAges.length; i++) {</w:t>
-      </w:r>
-    </w:p>
-    <w:p>
-      <w:r>
-        <w:t>//     if (personAges[i] % 2 == 0) {</w:t>
-      </w:r>
-    </w:p>
-    <w:p>
-      <w:r>
-        <w:t>//         console.log(i, " personAges ---- ", personAges[i]);</w:t>
-      </w:r>
-    </w:p>
-    <w:p>
-      <w:r>
-        <w:t>//     }</w:t>
-      </w:r>
-    </w:p>
-    <w:p>
-      <w:r>
-        <w:t>// }</w:t>
-      </w:r>
-    </w:p>
-    <w:p>
-      <w:r>
-        <w:t>// //modify</w:t>
-      </w:r>
-    </w:p>
-    <w:p>
-      <w:r>
-        <w:t>// personAges[1]=23;</w:t>
-      </w:r>
-    </w:p>
-    <w:p>
-      <w:r>
-        <w:t>// console.log(personAges);</w:t>
-      </w:r>
-    </w:p>
-    <w:p/>
-    <w:p>
-      <w:r>
-        <w:t>// const personAges = [25,22,45,50,45,20,60];</w:t>
-      </w:r>
-    </w:p>
-    <w:p>
-      <w:r>
         <w:t>// personAges[5]=55;</w:t>
       </w:r>
     </w:p>
@@ -2603,7 +2976,6 @@
     <w:p/>
     <w:p>
       <w:r>
-        <w:lastRenderedPageBreak/>
         <w:t>function show(element){</w:t>
       </w:r>
     </w:p>
@@ -2716,7 +3088,6 @@
     </w:p>
     <w:p>
       <w:r>
-        <w:lastRenderedPageBreak/>
         <w:t>// console.log(result2);</w:t>
       </w:r>
     </w:p>
@@ -2899,7 +3270,6 @@
         <w:rPr>
           <w:noProof/>
         </w:rPr>
-        <w:lastRenderedPageBreak/>
         <w:drawing>
           <wp:inline distT="0" distB="0" distL="0" distR="0" wp14:anchorId="35CCB9AA" wp14:editId="5FAA79CA">
             <wp:extent cx="5731510" cy="3178175"/>
@@ -2977,6 +3347,7 @@
           <w:b/>
           <w:bCs/>
         </w:rPr>
+        <w:lastRenderedPageBreak/>
         <w:t>Values</w:t>
       </w:r>
       <w:r>
@@ -3142,6 +3513,7 @@
     </w:p>
     <w:p>
       <w:r>
+        <w:lastRenderedPageBreak/>
         <w:t>// }</w:t>
       </w:r>
     </w:p>
@@ -3211,50 +3583,50 @@
     </w:p>
     <w:p>
       <w:r>
+        <w:t xml:space="preserve">    age:31</w:t>
+      </w:r>
+    </w:p>
+    <w:p>
+      <w:r>
+        <w:t>}</w:t>
+      </w:r>
+    </w:p>
+    <w:p/>
+    <w:p>
+      <w:r>
+        <w:t>users.push(userOne);</w:t>
+      </w:r>
+    </w:p>
+    <w:p>
+      <w:r>
+        <w:t>users.push(userOne);</w:t>
+      </w:r>
+    </w:p>
+    <w:p>
+      <w:r>
+        <w:t>users.push(userOne);</w:t>
+      </w:r>
+    </w:p>
+    <w:p>
+      <w:r>
+        <w:t>users.push(userOne);</w:t>
+      </w:r>
+    </w:p>
+    <w:p>
+      <w:r>
+        <w:t>users.push(userOne);</w:t>
+      </w:r>
+    </w:p>
+    <w:p/>
+    <w:p>
+      <w:r>
+        <w:t>console.log(users);</w:t>
+      </w:r>
+    </w:p>
+    <w:p/>
+    <w:p>
+      <w:r>
         <w:lastRenderedPageBreak/>
-        <w:t xml:space="preserve">    age:31</w:t>
-      </w:r>
-    </w:p>
-    <w:p>
-      <w:r>
-        <w:t>}</w:t>
-      </w:r>
-    </w:p>
-    <w:p/>
-    <w:p>
-      <w:r>
-        <w:t>users.push(userOne);</w:t>
-      </w:r>
-    </w:p>
-    <w:p>
-      <w:r>
-        <w:t>users.push(userOne);</w:t>
-      </w:r>
-    </w:p>
-    <w:p>
-      <w:r>
-        <w:t>users.push(userOne);</w:t>
-      </w:r>
-    </w:p>
-    <w:p>
-      <w:r>
-        <w:t>users.push(userOne);</w:t>
-      </w:r>
-    </w:p>
-    <w:p>
-      <w:r>
-        <w:t>users.push(userOne);</w:t>
-      </w:r>
-    </w:p>
-    <w:p/>
-    <w:p>
-      <w:r>
-        <w:t>console.log(users);</w:t>
-      </w:r>
-    </w:p>
-    <w:p/>
-    <w:p>
-      <w:r>
         <w:t>let userDetails = {</w:t>
       </w:r>
     </w:p>
@@ -3453,7 +3825,6 @@
             </w14:gradFill>
           </w14:textFill>
         </w:rPr>
-        <w:lastRenderedPageBreak/>
         <w:t>E</w:t>
       </w:r>
       <w:r>
@@ -3621,6 +3992,7 @@
     </w:p>
     <w:p>
       <w:r>
+        <w:lastRenderedPageBreak/>
         <w:t>let doubleNumber = n =&gt; n*2</w:t>
       </w:r>
     </w:p>
@@ -3706,41 +4078,41 @@
     </w:p>
     <w:p>
       <w:r>
+        <w:t>//using SLICE</w:t>
+      </w:r>
+    </w:p>
+    <w:p>
+      <w:r>
+        <w:t>const vehicles =['car','bus','van','jeep','bike','scooter']</w:t>
+      </w:r>
+    </w:p>
+    <w:p/>
+    <w:p>
+      <w:r>
+        <w:t>const slice =vehicles.slice(2,3);//Removal --- splice(from which index, how many elements)</w:t>
+      </w:r>
+    </w:p>
+    <w:p/>
+    <w:p>
+      <w:r>
+        <w:t>console.log('slice',slice);</w:t>
+      </w:r>
+    </w:p>
+    <w:p>
+      <w:r>
+        <w:t>//output ['car','bus']</w:t>
+      </w:r>
+    </w:p>
+    <w:p/>
+    <w:p>
+      <w:r>
+        <w:t>//using CONCATE</w:t>
+      </w:r>
+    </w:p>
+    <w:p/>
+    <w:p>
+      <w:r>
         <w:lastRenderedPageBreak/>
-        <w:t>//using SLICE</w:t>
-      </w:r>
-    </w:p>
-    <w:p>
-      <w:r>
-        <w:t>const vehicles =['car','bus','van','jeep','bike','scooter']</w:t>
-      </w:r>
-    </w:p>
-    <w:p/>
-    <w:p>
-      <w:r>
-        <w:t>const slice =vehicles.slice(2,3);//Removal --- splice(from which index, how many elements)</w:t>
-      </w:r>
-    </w:p>
-    <w:p/>
-    <w:p>
-      <w:r>
-        <w:t>console.log('slice',slice);</w:t>
-      </w:r>
-    </w:p>
-    <w:p>
-      <w:r>
-        <w:t>//output ['car','bus']</w:t>
-      </w:r>
-    </w:p>
-    <w:p/>
-    <w:p>
-      <w:r>
-        <w:t>//using CONCATE</w:t>
-      </w:r>
-    </w:p>
-    <w:p/>
-    <w:p>
-      <w:r>
         <w:t>const number = [1,2,3,4]</w:t>
       </w:r>
     </w:p>
@@ -3848,6 +4220,7 @@
     </w:p>
     <w:p>
       <w:r>
+        <w:lastRenderedPageBreak/>
         <w:t>const vehic =[</w:t>
       </w:r>
     </w:p>
@@ -3938,7 +4311,6 @@
           <w:sz w:val="28"/>
           <w:szCs w:val="28"/>
         </w:rPr>
-        <w:lastRenderedPageBreak/>
         <w:t xml:space="preserve">Why we have to use </w:t>
       </w:r>
       <w:r>
@@ -4030,7 +4402,7 @@
           <w:sz w:val="28"/>
           <w:szCs w:val="28"/>
         </w:rPr>
-        <w:t>What is</w:t>
+        <w:t xml:space="preserve">What is </w:t>
       </w:r>
       <w:r>
         <w:rPr>
@@ -4040,7 +4412,7 @@
           <w:sz w:val="28"/>
           <w:szCs w:val="28"/>
         </w:rPr>
-        <w:t xml:space="preserve"> </w:t>
+        <w:t xml:space="preserve">Promises </w:t>
       </w:r>
       <w:r>
         <w:rPr>
@@ -4050,16 +4422,6 @@
           <w:sz w:val="28"/>
           <w:szCs w:val="28"/>
         </w:rPr>
-        <w:t xml:space="preserve">Promises </w:t>
-      </w:r>
-      <w:r>
-        <w:rPr>
-          <w:b/>
-          <w:bCs/>
-          <w:color w:val="D86DCB" w:themeColor="accent5" w:themeTint="99"/>
-          <w:sz w:val="28"/>
-          <w:szCs w:val="28"/>
-        </w:rPr>
         <w:t xml:space="preserve">? </w:t>
       </w:r>
     </w:p>
@@ -4107,6 +4469,7 @@
     </w:p>
     <w:p>
       <w:r>
+        <w:lastRenderedPageBreak/>
         <w:t>Promises allow us to run heavy code separately without interrupting the main execution, and they also let us chain or wait for tasks in a readable and manageable way</w:t>
       </w:r>
     </w:p>
@@ -4332,7 +4695,6 @@
         <w:rPr>
           <w:noProof/>
         </w:rPr>
-        <w:lastRenderedPageBreak/>
         <w:drawing>
           <wp:inline distT="0" distB="0" distL="0" distR="0" wp14:anchorId="7E502CA5" wp14:editId="5D930443">
             <wp:extent cx="5731510" cy="3733800"/>
@@ -4380,6 +4742,7 @@
         <w:rPr>
           <w:noProof/>
         </w:rPr>
+        <w:lastRenderedPageBreak/>
         <w:drawing>
           <wp:inline distT="0" distB="0" distL="0" distR="0" wp14:anchorId="32EE0B73" wp14:editId="6478E1C5">
             <wp:extent cx="5731510" cy="2912110"/>
@@ -5197,6 +5560,155 @@
     </w:lvl>
   </w:abstractNum>
   <w:abstractNum w:abstractNumId="6" w15:restartNumberingAfterBreak="0">
+    <w:nsid w:val="4D7367AE"/>
+    <w:multiLevelType w:val="multilevel"/>
+    <w:tmpl w:val="861AFDBA"/>
+    <w:lvl w:ilvl="0">
+      <w:start w:val="1"/>
+      <w:numFmt w:val="bullet"/>
+      <w:lvlText w:val=""/>
+      <w:lvlJc w:val="left"/>
+      <w:pPr>
+        <w:tabs>
+          <w:tab w:val="num" w:pos="720"/>
+        </w:tabs>
+        <w:ind w:left="720" w:hanging="360"/>
+      </w:pPr>
+      <w:rPr>
+        <w:rFonts w:ascii="Symbol" w:hAnsi="Symbol" w:hint="default"/>
+        <w:sz w:val="20"/>
+      </w:rPr>
+    </w:lvl>
+    <w:lvl w:ilvl="1" w:tentative="1">
+      <w:start w:val="1"/>
+      <w:numFmt w:val="bullet"/>
+      <w:lvlText w:val="o"/>
+      <w:lvlJc w:val="left"/>
+      <w:pPr>
+        <w:tabs>
+          <w:tab w:val="num" w:pos="1440"/>
+        </w:tabs>
+        <w:ind w:left="1440" w:hanging="360"/>
+      </w:pPr>
+      <w:rPr>
+        <w:rFonts w:ascii="Courier New" w:hAnsi="Courier New" w:hint="default"/>
+        <w:sz w:val="20"/>
+      </w:rPr>
+    </w:lvl>
+    <w:lvl w:ilvl="2" w:tentative="1">
+      <w:start w:val="1"/>
+      <w:numFmt w:val="bullet"/>
+      <w:lvlText w:val=""/>
+      <w:lvlJc w:val="left"/>
+      <w:pPr>
+        <w:tabs>
+          <w:tab w:val="num" w:pos="2160"/>
+        </w:tabs>
+        <w:ind w:left="2160" w:hanging="360"/>
+      </w:pPr>
+      <w:rPr>
+        <w:rFonts w:ascii="Wingdings" w:hAnsi="Wingdings" w:hint="default"/>
+        <w:sz w:val="20"/>
+      </w:rPr>
+    </w:lvl>
+    <w:lvl w:ilvl="3" w:tentative="1">
+      <w:start w:val="1"/>
+      <w:numFmt w:val="bullet"/>
+      <w:lvlText w:val=""/>
+      <w:lvlJc w:val="left"/>
+      <w:pPr>
+        <w:tabs>
+          <w:tab w:val="num" w:pos="2880"/>
+        </w:tabs>
+        <w:ind w:left="2880" w:hanging="360"/>
+      </w:pPr>
+      <w:rPr>
+        <w:rFonts w:ascii="Wingdings" w:hAnsi="Wingdings" w:hint="default"/>
+        <w:sz w:val="20"/>
+      </w:rPr>
+    </w:lvl>
+    <w:lvl w:ilvl="4" w:tentative="1">
+      <w:start w:val="1"/>
+      <w:numFmt w:val="bullet"/>
+      <w:lvlText w:val=""/>
+      <w:lvlJc w:val="left"/>
+      <w:pPr>
+        <w:tabs>
+          <w:tab w:val="num" w:pos="3600"/>
+        </w:tabs>
+        <w:ind w:left="3600" w:hanging="360"/>
+      </w:pPr>
+      <w:rPr>
+        <w:rFonts w:ascii="Wingdings" w:hAnsi="Wingdings" w:hint="default"/>
+        <w:sz w:val="20"/>
+      </w:rPr>
+    </w:lvl>
+    <w:lvl w:ilvl="5" w:tentative="1">
+      <w:start w:val="1"/>
+      <w:numFmt w:val="bullet"/>
+      <w:lvlText w:val=""/>
+      <w:lvlJc w:val="left"/>
+      <w:pPr>
+        <w:tabs>
+          <w:tab w:val="num" w:pos="4320"/>
+        </w:tabs>
+        <w:ind w:left="4320" w:hanging="360"/>
+      </w:pPr>
+      <w:rPr>
+        <w:rFonts w:ascii="Wingdings" w:hAnsi="Wingdings" w:hint="default"/>
+        <w:sz w:val="20"/>
+      </w:rPr>
+    </w:lvl>
+    <w:lvl w:ilvl="6" w:tentative="1">
+      <w:start w:val="1"/>
+      <w:numFmt w:val="bullet"/>
+      <w:lvlText w:val=""/>
+      <w:lvlJc w:val="left"/>
+      <w:pPr>
+        <w:tabs>
+          <w:tab w:val="num" w:pos="5040"/>
+        </w:tabs>
+        <w:ind w:left="5040" w:hanging="360"/>
+      </w:pPr>
+      <w:rPr>
+        <w:rFonts w:ascii="Wingdings" w:hAnsi="Wingdings" w:hint="default"/>
+        <w:sz w:val="20"/>
+      </w:rPr>
+    </w:lvl>
+    <w:lvl w:ilvl="7" w:tentative="1">
+      <w:start w:val="1"/>
+      <w:numFmt w:val="bullet"/>
+      <w:lvlText w:val=""/>
+      <w:lvlJc w:val="left"/>
+      <w:pPr>
+        <w:tabs>
+          <w:tab w:val="num" w:pos="5760"/>
+        </w:tabs>
+        <w:ind w:left="5760" w:hanging="360"/>
+      </w:pPr>
+      <w:rPr>
+        <w:rFonts w:ascii="Wingdings" w:hAnsi="Wingdings" w:hint="default"/>
+        <w:sz w:val="20"/>
+      </w:rPr>
+    </w:lvl>
+    <w:lvl w:ilvl="8" w:tentative="1">
+      <w:start w:val="1"/>
+      <w:numFmt w:val="bullet"/>
+      <w:lvlText w:val=""/>
+      <w:lvlJc w:val="left"/>
+      <w:pPr>
+        <w:tabs>
+          <w:tab w:val="num" w:pos="6480"/>
+        </w:tabs>
+        <w:ind w:left="6480" w:hanging="360"/>
+      </w:pPr>
+      <w:rPr>
+        <w:rFonts w:ascii="Wingdings" w:hAnsi="Wingdings" w:hint="default"/>
+        <w:sz w:val="20"/>
+      </w:rPr>
+    </w:lvl>
+  </w:abstractNum>
+  <w:abstractNum w:abstractNumId="7" w15:restartNumberingAfterBreak="0">
     <w:nsid w:val="5BD67879"/>
     <w:multiLevelType w:val="multilevel"/>
     <w:tmpl w:val="15AA9A1E"/>
@@ -5309,7 +5821,7 @@
       </w:pPr>
     </w:lvl>
   </w:abstractNum>
-  <w:abstractNum w:abstractNumId="7" w15:restartNumberingAfterBreak="0">
+  <w:abstractNum w:abstractNumId="8" w15:restartNumberingAfterBreak="0">
     <w:nsid w:val="6405524B"/>
     <w:multiLevelType w:val="multilevel"/>
     <w:tmpl w:val="94ACFAE0"/>
@@ -5458,7 +5970,7 @@
       </w:rPr>
     </w:lvl>
   </w:abstractNum>
-  <w:abstractNum w:abstractNumId="8" w15:restartNumberingAfterBreak="0">
+  <w:abstractNum w:abstractNumId="9" w15:restartNumberingAfterBreak="0">
     <w:nsid w:val="6B376A99"/>
     <w:multiLevelType w:val="hybridMultilevel"/>
     <w:tmpl w:val="640489C0"/>
@@ -5571,7 +6083,7 @@
       </w:rPr>
     </w:lvl>
   </w:abstractNum>
-  <w:abstractNum w:abstractNumId="9" w15:restartNumberingAfterBreak="0">
+  <w:abstractNum w:abstractNumId="10" w15:restartNumberingAfterBreak="0">
     <w:nsid w:val="79312298"/>
     <w:multiLevelType w:val="multilevel"/>
     <w:tmpl w:val="CC72B102"/>
@@ -5720,7 +6232,7 @@
       </w:rPr>
     </w:lvl>
   </w:abstractNum>
-  <w:abstractNum w:abstractNumId="10" w15:restartNumberingAfterBreak="0">
+  <w:abstractNum w:abstractNumId="11" w15:restartNumberingAfterBreak="0">
     <w:nsid w:val="7BC755D6"/>
     <w:multiLevelType w:val="multilevel"/>
     <w:tmpl w:val="9578A302"/>
@@ -5869,7 +6381,7 @@
       </w:rPr>
     </w:lvl>
   </w:abstractNum>
-  <w:abstractNum w:abstractNumId="11" w15:restartNumberingAfterBreak="0">
+  <w:abstractNum w:abstractNumId="12" w15:restartNumberingAfterBreak="0">
     <w:nsid w:val="7C580B4B"/>
     <w:multiLevelType w:val="hybridMultilevel"/>
     <w:tmpl w:val="6DDE3BAA"/>
@@ -5962,10 +6474,10 @@
     <w:abstractNumId w:val="0"/>
   </w:num>
   <w:num w:numId="2" w16cid:durableId="596523474">
-    <w:abstractNumId w:val="8"/>
+    <w:abstractNumId w:val="9"/>
   </w:num>
   <w:num w:numId="3" w16cid:durableId="1295527539">
-    <w:abstractNumId w:val="11"/>
+    <w:abstractNumId w:val="12"/>
   </w:num>
   <w:num w:numId="4" w16cid:durableId="421806102">
     <w:abstractNumId w:val="2"/>
@@ -5977,22 +6489,25 @@
     <w:abstractNumId w:val="1"/>
   </w:num>
   <w:num w:numId="7" w16cid:durableId="89129861">
-    <w:abstractNumId w:val="10"/>
+    <w:abstractNumId w:val="11"/>
   </w:num>
   <w:num w:numId="8" w16cid:durableId="88964205">
-    <w:abstractNumId w:val="7"/>
+    <w:abstractNumId w:val="8"/>
   </w:num>
   <w:num w:numId="9" w16cid:durableId="788013921">
     <w:abstractNumId w:val="4"/>
   </w:num>
   <w:num w:numId="10" w16cid:durableId="252277359">
-    <w:abstractNumId w:val="9"/>
+    <w:abstractNumId w:val="10"/>
   </w:num>
   <w:num w:numId="11" w16cid:durableId="2028749194">
-    <w:abstractNumId w:val="6"/>
+    <w:abstractNumId w:val="7"/>
   </w:num>
   <w:num w:numId="12" w16cid:durableId="1540708044">
     <w:abstractNumId w:val="5"/>
+  </w:num>
+  <w:num w:numId="13" w16cid:durableId="1109280311">
+    <w:abstractNumId w:val="6"/>
   </w:num>
 </w:numbering>
 </file>
@@ -6600,7 +7115,6 @@
   <w:style w:type="character" w:default="1" w:styleId="DefaultParagraphFont">
     <w:name w:val="Default Paragraph Font"/>
     <w:uiPriority w:val="1"/>
-    <w:semiHidden/>
     <w:unhideWhenUsed/>
   </w:style>
   <w:style w:type="table" w:default="1" w:styleId="TableNormal">

--- a/JavaScript/Notes - JAVASCRIPT.docx
+++ b/JavaScript/Notes - JAVASCRIPT.docx
@@ -562,6 +562,16 @@
           <w:szCs w:val="28"/>
         </w:rPr>
         <w:t>Variables</w:t>
+      </w:r>
+      <w:r>
+        <w:rPr>
+          <w:b/>
+          <w:bCs/>
+          <w:color w:val="D86DCB" w:themeColor="accent5" w:themeTint="99"/>
+          <w:sz w:val="28"/>
+          <w:szCs w:val="28"/>
+        </w:rPr>
+        <w:t>?</w:t>
       </w:r>
     </w:p>
     <w:p>
@@ -1873,6 +1883,16 @@
         </w:rPr>
         <w:t>DataTypes</w:t>
       </w:r>
+      <w:r>
+        <w:rPr>
+          <w:b/>
+          <w:bCs/>
+          <w:color w:val="D86DCB" w:themeColor="accent5" w:themeTint="99"/>
+          <w:sz w:val="28"/>
+          <w:szCs w:val="28"/>
+        </w:rPr>
+        <w:t>?</w:t>
+      </w:r>
     </w:p>
     <w:p>
       <w:pPr>
@@ -1929,15 +1949,7 @@
           <w:bCs/>
           <w:color w:val="153D63" w:themeColor="text2" w:themeTint="E6"/>
         </w:rPr>
-        <w:t>1.</w:t>
-      </w:r>
-      <w:r>
-        <w:rPr>
-          <w:b/>
-          <w:bCs/>
-          <w:color w:val="153D63" w:themeColor="text2" w:themeTint="E6"/>
-        </w:rPr>
-        <w:t>n</w:t>
+        <w:t>1.n</w:t>
       </w:r>
       <w:r>
         <w:rPr>
@@ -2135,10 +2147,7 @@
         <w:t xml:space="preserve">Any </w:t>
       </w:r>
       <w:r>
-        <w:t xml:space="preserve">data which is </w:t>
-      </w:r>
-      <w:r>
-        <w:t>created using symbol constructor.</w:t>
+        <w:t>data which is created using symbol constructor.</w:t>
       </w:r>
     </w:p>
     <w:p>
@@ -2471,202 +2480,6 @@
         </w:rPr>
         <w:t>Functions</w:t>
       </w:r>
-    </w:p>
-    <w:p>
-      <w:r>
-        <w:t xml:space="preserve">functions are the building blocks, </w:t>
-      </w:r>
-      <w:r>
-        <w:rPr>
-          <w:b/>
-          <w:bCs/>
-        </w:rPr>
-        <w:t>reuse code</w:t>
-      </w:r>
-      <w:r>
-        <w:rPr>
-          <w:b/>
-          <w:bCs/>
-        </w:rPr>
-        <w:t>(</w:t>
-      </w:r>
-      <w:r>
-        <w:t>Allow not to repeat the cod</w:t>
-      </w:r>
-      <w:r>
-        <w:t>e)</w:t>
-      </w:r>
-      <w:r>
-        <w:t xml:space="preserve"> and </w:t>
-      </w:r>
-      <w:r>
-        <w:rPr>
-          <w:b/>
-          <w:bCs/>
-        </w:rPr>
-        <w:t>organize logic</w:t>
-      </w:r>
-    </w:p>
-    <w:p>
-      <w:r>
-        <w:t>Function Declaration and Function Expression</w:t>
-      </w:r>
-      <w:r>
-        <w:t>.</w:t>
-      </w:r>
-    </w:p>
-    <w:p>
-      <w:r>
-        <w:t xml:space="preserve">Function Declaration </w:t>
-      </w:r>
-      <w:r>
-        <w:t>follows Hoisting so calling is possible without declaration.</w:t>
-      </w:r>
-    </w:p>
-    <w:p>
-      <w:r>
-        <w:t>Function expression calling is not possible without declaring it.</w:t>
-      </w:r>
-    </w:p>
-    <w:p>
-      <w:pPr>
-        <w:rPr>
-          <w:b/>
-          <w:bCs/>
-          <w:color w:val="124F1A" w:themeColor="accent3" w:themeShade="BF"/>
-        </w:rPr>
-      </w:pPr>
-      <w:r>
-        <w:rPr>
-          <w:b/>
-          <w:bCs/>
-          <w:color w:val="124F1A" w:themeColor="accent3" w:themeShade="BF"/>
-        </w:rPr>
-        <w:t>function declaration</w:t>
-      </w:r>
-    </w:p>
-    <w:p>
-      <w:r>
-        <w:t xml:space="preserve">sum(5, 5); </w:t>
-      </w:r>
-      <w:r>
-        <w:rPr>
-          <w:rFonts w:ascii="Segoe UI Emoji" w:hAnsi="Segoe UI Emoji" w:cs="Segoe UI Emoji"/>
-        </w:rPr>
-        <w:t xml:space="preserve">-- </w:t>
-      </w:r>
-      <w:r>
-        <w:t>Can be called before declaration due to hoisting</w:t>
-      </w:r>
-    </w:p>
-    <w:p>
-      <w:r>
-        <w:t>function sum(a, b) {</w:t>
-      </w:r>
-    </w:p>
-    <w:p>
-      <w:r>
-        <w:t xml:space="preserve">  return a + b;</w:t>
-      </w:r>
-    </w:p>
-    <w:p>
-      <w:r>
-        <w:t>}</w:t>
-      </w:r>
-    </w:p>
-    <w:p>
-      <w:r>
-        <w:t xml:space="preserve">console.log("sum:", sum(5, 5)); -- 10 </w:t>
-      </w:r>
-    </w:p>
-    <w:p>
-      <w:pPr>
-        <w:rPr>
-          <w:b/>
-          <w:bCs/>
-          <w:color w:val="124F1A" w:themeColor="accent3" w:themeShade="BF"/>
-        </w:rPr>
-      </w:pPr>
-      <w:r>
-        <w:rPr>
-          <w:b/>
-          <w:bCs/>
-          <w:color w:val="124F1A" w:themeColor="accent3" w:themeShade="BF"/>
-        </w:rPr>
-        <w:t>Function Expression</w:t>
-      </w:r>
-      <w:r>
-        <w:rPr>
-          <w:b/>
-          <w:bCs/>
-          <w:color w:val="124F1A" w:themeColor="accent3" w:themeShade="BF"/>
-        </w:rPr>
-        <w:t>:</w:t>
-      </w:r>
-    </w:p>
-    <w:p>
-      <w:r>
-        <w:t xml:space="preserve">A function is </w:t>
-      </w:r>
-      <w:r>
-        <w:rPr>
-          <w:b/>
-          <w:bCs/>
-        </w:rPr>
-        <w:t>assigned to a variable</w:t>
-      </w:r>
-      <w:r>
-        <w:t>.</w:t>
-      </w:r>
-    </w:p>
-    <w:p>
-      <w:r>
-        <w:t>let add = function(a, b) {</w:t>
-      </w:r>
-    </w:p>
-    <w:p>
-      <w:r>
-        <w:t xml:space="preserve">  return a + b;</w:t>
-      </w:r>
-    </w:p>
-    <w:p>
-      <w:r>
-        <w:t>};</w:t>
-      </w:r>
-    </w:p>
-    <w:p>
-      <w:r>
-        <w:t>console.log("Addition:", add(5, 10)); -- 15</w:t>
-      </w:r>
-    </w:p>
-    <w:p>
-      <w:r>
-        <w:t>Calling add() before this line would cause an error because hoisting is not supported.</w:t>
-      </w:r>
-    </w:p>
-    <w:p>
-      <w:r>
-        <w:t xml:space="preserve">console.log(add(5, 10)); </w:t>
-      </w:r>
-      <w:r>
-        <w:t>--</w:t>
-      </w:r>
-      <w:r>
-        <w:t xml:space="preserve"> Error: Cannot access 'add' before initialization</w:t>
-      </w:r>
-      <w:r>
-        <w:t>.</w:t>
-      </w:r>
-    </w:p>
-    <w:p>
-      <w:pPr>
-        <w:rPr>
-          <w:rFonts w:ascii="Segoe UI Emoji" w:hAnsi="Segoe UI Emoji" w:cs="Segoe UI Emoji"/>
-          <w:b/>
-          <w:bCs/>
-          <w:color w:val="BF4E14" w:themeColor="accent2" w:themeShade="BF"/>
-        </w:rPr>
-      </w:pPr>
       <w:r>
         <w:rPr>
           <w:b/>
@@ -2675,8 +2488,224 @@
           <w:sz w:val="28"/>
           <w:szCs w:val="28"/>
         </w:rPr>
+        <w:t>?</w:t>
+      </w:r>
+    </w:p>
+    <w:p>
+      <w:r>
+        <w:t xml:space="preserve">functions are the building blocks, </w:t>
+      </w:r>
+      <w:r>
+        <w:rPr>
+          <w:b/>
+          <w:bCs/>
+        </w:rPr>
+        <w:t>reuse code</w:t>
+      </w:r>
+      <w:r>
+        <w:rPr>
+          <w:b/>
+          <w:bCs/>
+        </w:rPr>
+        <w:t>(</w:t>
+      </w:r>
+      <w:r>
+        <w:t>Allow not to repeat the cod</w:t>
+      </w:r>
+      <w:r>
+        <w:t>e)</w:t>
+      </w:r>
+      <w:r>
+        <w:t xml:space="preserve"> and </w:t>
+      </w:r>
+      <w:r>
+        <w:rPr>
+          <w:b/>
+          <w:bCs/>
+        </w:rPr>
+        <w:t>organize logic</w:t>
+      </w:r>
+    </w:p>
+    <w:p>
+      <w:r>
+        <w:t>Function Declaration and Function Expression</w:t>
+      </w:r>
+      <w:r>
+        <w:t>.</w:t>
+      </w:r>
+    </w:p>
+    <w:p>
+      <w:r>
+        <w:t xml:space="preserve">Function Declaration </w:t>
+      </w:r>
+      <w:r>
+        <w:t>follows Hoisting so calling is possible without declaration.</w:t>
+      </w:r>
+    </w:p>
+    <w:p>
+      <w:r>
+        <w:t>Function expression calling is not possible without declaring it.</w:t>
+      </w:r>
+    </w:p>
+    <w:p>
+      <w:pPr>
+        <w:rPr>
+          <w:b/>
+          <w:bCs/>
+          <w:color w:val="124F1A" w:themeColor="accent3" w:themeShade="BF"/>
+        </w:rPr>
+      </w:pPr>
+      <w:r>
+        <w:rPr>
+          <w:b/>
+          <w:bCs/>
+          <w:color w:val="124F1A" w:themeColor="accent3" w:themeShade="BF"/>
+        </w:rPr>
+        <w:t>function declaration</w:t>
+      </w:r>
+    </w:p>
+    <w:p>
+      <w:r>
+        <w:t xml:space="preserve">sum(5, 5); </w:t>
+      </w:r>
+      <w:r>
+        <w:rPr>
+          <w:rFonts w:ascii="Segoe UI Emoji" w:hAnsi="Segoe UI Emoji" w:cs="Segoe UI Emoji"/>
+        </w:rPr>
+        <w:t xml:space="preserve">-- </w:t>
+      </w:r>
+      <w:r>
+        <w:t>Can be called before declaration due to hoisting</w:t>
+      </w:r>
+    </w:p>
+    <w:p>
+      <w:r>
+        <w:t>function sum(a, b) {</w:t>
+      </w:r>
+    </w:p>
+    <w:p>
+      <w:r>
+        <w:t xml:space="preserve">  return a + b;</w:t>
+      </w:r>
+    </w:p>
+    <w:p>
+      <w:r>
+        <w:t>}</w:t>
+      </w:r>
+    </w:p>
+    <w:p>
+      <w:r>
+        <w:t xml:space="preserve">console.log("sum:", sum(5, 5)); -- 10 </w:t>
+      </w:r>
+    </w:p>
+    <w:p>
+      <w:pPr>
+        <w:rPr>
+          <w:b/>
+          <w:bCs/>
+          <w:color w:val="124F1A" w:themeColor="accent3" w:themeShade="BF"/>
+        </w:rPr>
+      </w:pPr>
+      <w:r>
+        <w:rPr>
+          <w:b/>
+          <w:bCs/>
+          <w:color w:val="124F1A" w:themeColor="accent3" w:themeShade="BF"/>
+        </w:rPr>
+        <w:t>Function Expression</w:t>
+      </w:r>
+      <w:r>
+        <w:rPr>
+          <w:b/>
+          <w:bCs/>
+          <w:color w:val="124F1A" w:themeColor="accent3" w:themeShade="BF"/>
+        </w:rPr>
+        <w:t>:</w:t>
+      </w:r>
+    </w:p>
+    <w:p>
+      <w:r>
+        <w:t xml:space="preserve">A function is </w:t>
+      </w:r>
+      <w:r>
+        <w:rPr>
+          <w:b/>
+          <w:bCs/>
+        </w:rPr>
+        <w:t>assigned to a variable</w:t>
+      </w:r>
+      <w:r>
+        <w:t>.</w:t>
+      </w:r>
+    </w:p>
+    <w:p>
+      <w:r>
+        <w:t>let add = function(a, b) {</w:t>
+      </w:r>
+    </w:p>
+    <w:p>
+      <w:r>
+        <w:t xml:space="preserve">  return a + b;</w:t>
+      </w:r>
+    </w:p>
+    <w:p>
+      <w:r>
+        <w:t>};</w:t>
+      </w:r>
+    </w:p>
+    <w:p>
+      <w:r>
+        <w:t>console.log("Addition:", add(5, 10)); -- 15</w:t>
+      </w:r>
+    </w:p>
+    <w:p>
+      <w:r>
+        <w:t>Calling add() before this line would cause an error because hoisting is not supported.</w:t>
+      </w:r>
+    </w:p>
+    <w:p>
+      <w:r>
+        <w:t xml:space="preserve">console.log(add(5, 10)); </w:t>
+      </w:r>
+      <w:r>
+        <w:t>--</w:t>
+      </w:r>
+      <w:r>
+        <w:t xml:space="preserve"> Error: Cannot access 'add' before initialization</w:t>
+      </w:r>
+      <w:r>
+        <w:t>.</w:t>
+      </w:r>
+    </w:p>
+    <w:p>
+      <w:pPr>
+        <w:rPr>
+          <w:rFonts w:ascii="Segoe UI Emoji" w:hAnsi="Segoe UI Emoji" w:cs="Segoe UI Emoji"/>
+          <w:b/>
+          <w:bCs/>
+          <w:color w:val="BF4E14" w:themeColor="accent2" w:themeShade="BF"/>
+        </w:rPr>
+      </w:pPr>
+      <w:r>
+        <w:rPr>
+          <w:b/>
+          <w:bCs/>
+          <w:color w:val="D86DCB" w:themeColor="accent5" w:themeTint="99"/>
+          <w:sz w:val="28"/>
+          <w:szCs w:val="28"/>
+        </w:rPr>
         <w:lastRenderedPageBreak/>
         <w:t xml:space="preserve">Arrays </w:t>
+      </w:r>
+      <w:r>
+        <w:rPr>
+          <w:b/>
+          <w:bCs/>
+          <w:color w:val="D86DCB" w:themeColor="accent5" w:themeTint="99"/>
+          <w:sz w:val="28"/>
+          <w:szCs w:val="28"/>
+        </w:rPr>
+        <w:t>?</w:t>
       </w:r>
     </w:p>
     <w:p>
@@ -3249,6 +3278,16 @@
         </w:rPr>
         <w:t xml:space="preserve"> </w:t>
       </w:r>
+      <w:r>
+        <w:rPr>
+          <w:b/>
+          <w:bCs/>
+          <w:color w:val="501549" w:themeColor="accent5" w:themeShade="80"/>
+          <w:sz w:val="28"/>
+          <w:szCs w:val="28"/>
+        </w:rPr>
+        <w:t>?</w:t>
+      </w:r>
     </w:p>
     <w:p>
       <w:r>
@@ -3402,7 +3441,10 @@
         <w:t xml:space="preserve">To </w:t>
       </w:r>
       <w:r>
-        <w:t>access the object properties</w:t>
+        <w:t xml:space="preserve">access the object </w:t>
+      </w:r>
+      <w:r>
+        <w:t>properties,</w:t>
       </w:r>
       <w:r>
         <w:t xml:space="preserve"> we have</w:t>
@@ -3435,232 +3477,7 @@
         <w:t>.</w:t>
       </w:r>
     </w:p>
-    <w:p>
-      <w:r>
-        <w:t>console.log(user);</w:t>
-      </w:r>
-    </w:p>
-    <w:p>
-      <w:r>
-        <w:t>console.log(user.name);</w:t>
-      </w:r>
-    </w:p>
-    <w:p>
-      <w:r>
-        <w:t>console.log(user.age);</w:t>
-      </w:r>
-    </w:p>
-    <w:p>
-      <w:r>
-        <w:t xml:space="preserve">// //add property </w:t>
-      </w:r>
-    </w:p>
-    <w:p>
-      <w:r>
-        <w:t>// user.isAdmin = false;</w:t>
-      </w:r>
-    </w:p>
     <w:p/>
-    <w:p>
-      <w:r>
-        <w:t>// user.age = 31;</w:t>
-      </w:r>
-    </w:p>
-    <w:p/>
-    <w:p>
-      <w:r>
-        <w:t>// console.log(user);</w:t>
-      </w:r>
-    </w:p>
-    <w:p/>
-    <w:p>
-      <w:r>
-        <w:t>// delete user.age;</w:t>
-      </w:r>
-    </w:p>
-    <w:p/>
-    <w:p>
-      <w:r>
-        <w:t>// console.log(user);</w:t>
-      </w:r>
-    </w:p>
-    <w:p/>
-    <w:p>
-      <w:r>
-        <w:t>// let a = 10;</w:t>
-      </w:r>
-    </w:p>
-    <w:p>
-      <w:r>
-        <w:t>// delete a;</w:t>
-      </w:r>
-    </w:p>
-    <w:p>
-      <w:r>
-        <w:t>// console.log(a);</w:t>
-      </w:r>
-    </w:p>
-    <w:p/>
-    <w:p>
-      <w:r>
-        <w:t>// user = {</w:t>
-      </w:r>
-    </w:p>
-    <w:p>
-      <w:r>
-        <w:t>//     "likes code": true</w:t>
-      </w:r>
-    </w:p>
-    <w:p>
-      <w:r>
-        <w:lastRenderedPageBreak/>
-        <w:t>// }</w:t>
-      </w:r>
-    </w:p>
-    <w:p/>
-    <w:p>
-      <w:r>
-        <w:t>// console.log(user.likes code);</w:t>
-      </w:r>
-    </w:p>
-    <w:p/>
-    <w:p>
-      <w:r>
-        <w:t>// console.log(user["likes code"]);</w:t>
-      </w:r>
-    </w:p>
-    <w:p>
-      <w:r>
-        <w:t>const value=10;</w:t>
-      </w:r>
-    </w:p>
-    <w:p>
-      <w:r>
-        <w:t>let user = {</w:t>
-      </w:r>
-    </w:p>
-    <w:p>
-      <w:r>
-        <w:t xml:space="preserve">    const : 10,</w:t>
-      </w:r>
-    </w:p>
-    <w:p>
-      <w:r>
-        <w:t xml:space="preserve">    return : 20</w:t>
-      </w:r>
-    </w:p>
-    <w:p>
-      <w:r>
-        <w:t>}</w:t>
-      </w:r>
-    </w:p>
-    <w:p>
-      <w:r>
-        <w:t>console.log(user.const);</w:t>
-      </w:r>
-    </w:p>
-    <w:p/>
-    <w:p>
-      <w:r>
-        <w:t>let users = [];</w:t>
-      </w:r>
-    </w:p>
-    <w:p/>
-    <w:p>
-      <w:r>
-        <w:t>let userOne = {</w:t>
-      </w:r>
-    </w:p>
-    <w:p>
-      <w:r>
-        <w:t xml:space="preserve">    name:"rakesh",</w:t>
-      </w:r>
-    </w:p>
-    <w:p>
-      <w:r>
-        <w:t xml:space="preserve">    id:123,</w:t>
-      </w:r>
-    </w:p>
-    <w:p>
-      <w:r>
-        <w:t xml:space="preserve">    age:31</w:t>
-      </w:r>
-    </w:p>
-    <w:p>
-      <w:r>
-        <w:t>}</w:t>
-      </w:r>
-    </w:p>
-    <w:p/>
-    <w:p>
-      <w:r>
-        <w:t>users.push(userOne);</w:t>
-      </w:r>
-    </w:p>
-    <w:p>
-      <w:r>
-        <w:t>users.push(userOne);</w:t>
-      </w:r>
-    </w:p>
-    <w:p>
-      <w:r>
-        <w:t>users.push(userOne);</w:t>
-      </w:r>
-    </w:p>
-    <w:p>
-      <w:r>
-        <w:t>users.push(userOne);</w:t>
-      </w:r>
-    </w:p>
-    <w:p>
-      <w:r>
-        <w:t>users.push(userOne);</w:t>
-      </w:r>
-    </w:p>
-    <w:p/>
-    <w:p>
-      <w:r>
-        <w:t>console.log(users);</w:t>
-      </w:r>
-    </w:p>
-    <w:p/>
-    <w:p>
-      <w:r>
-        <w:lastRenderedPageBreak/>
-        <w:t>let userDetails = {</w:t>
-      </w:r>
-    </w:p>
-    <w:p>
-      <w:r>
-        <w:t xml:space="preserve">    name:"krishna",</w:t>
-      </w:r>
-    </w:p>
-    <w:p>
-      <w:r>
-        <w:t xml:space="preserve">    age:31,</w:t>
-      </w:r>
-    </w:p>
-    <w:p>
-      <w:r>
-        <w:t xml:space="preserve">    id:123,</w:t>
-      </w:r>
-    </w:p>
-    <w:p>
-      <w:r>
-        <w:t xml:space="preserve">    hobbies:["singing","shopping","dancing"]</w:t>
-      </w:r>
-    </w:p>
-    <w:p>
-      <w:r>
-        <w:t>}</w:t>
-      </w:r>
-    </w:p>
-    <w:p/>
-    <w:p>
-      <w:r>
-        <w:t>console.log(userDetails.hobbies[1]);</w:t>
-      </w:r>
-    </w:p>
     <w:p>
       <w:pPr>
         <w:rPr>
@@ -3681,9 +3498,7 @@
         </w:rPr>
         <w:t>Conditional Statements and Loops</w:t>
       </w:r>
-    </w:p>
-    <w:p>
-      <w:pPr>
+      <w:r>
         <w:rPr>
           <w:b/>
           <w:bCs/>
@@ -3691,8 +3506,84 @@
           <w:sz w:val="28"/>
           <w:szCs w:val="28"/>
         </w:rPr>
-      </w:pPr>
-      <w:r>
+        <w:t>?</w:t>
+      </w:r>
+    </w:p>
+    <w:p>
+      <w:pPr>
+        <w:rPr>
+          <w:b/>
+          <w:bCs/>
+          <w:color w:val="124F1A" w:themeColor="accent3" w:themeShade="BF"/>
+        </w:rPr>
+      </w:pPr>
+      <w:r>
+        <w:rPr>
+          <w:b/>
+          <w:bCs/>
+          <w:color w:val="124F1A" w:themeColor="accent3" w:themeShade="BF"/>
+        </w:rPr>
+        <w:t>Regular For-Loop</w:t>
+      </w:r>
+    </w:p>
+    <w:p>
+      <w:r>
+        <w:t xml:space="preserve">Initialize; condition; increment/decrement; </w:t>
+      </w:r>
+    </w:p>
+    <w:p>
+      <w:pPr>
+        <w:rPr>
+          <w:b/>
+          <w:bCs/>
+          <w:color w:val="124F1A" w:themeColor="accent3" w:themeShade="BF"/>
+        </w:rPr>
+      </w:pPr>
+      <w:r>
+        <w:rPr>
+          <w:b/>
+          <w:bCs/>
+          <w:color w:val="124F1A" w:themeColor="accent3" w:themeShade="BF"/>
+        </w:rPr>
+        <w:drawing>
+          <wp:inline distT="0" distB="0" distL="0" distR="0" wp14:anchorId="35111E29" wp14:editId="6CBED645">
+            <wp:extent cx="4800847" cy="3416476"/>
+            <wp:effectExtent l="0" t="0" r="0" b="0"/>
+            <wp:docPr id="1402080194" name="Picture 1"/>
+            <wp:cNvGraphicFramePr>
+              <a:graphicFrameLocks xmlns:a="http://schemas.openxmlformats.org/drawingml/2006/main" noChangeAspect="1"/>
+            </wp:cNvGraphicFramePr>
+            <a:graphic xmlns:a="http://schemas.openxmlformats.org/drawingml/2006/main">
+              <a:graphicData uri="http://schemas.openxmlformats.org/drawingml/2006/picture">
+                <pic:pic xmlns:pic="http://schemas.openxmlformats.org/drawingml/2006/picture">
+                  <pic:nvPicPr>
+                    <pic:cNvPr id="1402080194" name=""/>
+                    <pic:cNvPicPr/>
+                  </pic:nvPicPr>
+                  <pic:blipFill>
+                    <a:blip r:embed="rId12"/>
+                    <a:stretch>
+                      <a:fillRect/>
+                    </a:stretch>
+                  </pic:blipFill>
+                  <pic:spPr>
+                    <a:xfrm>
+                      <a:off x="0" y="0"/>
+                      <a:ext cx="4800847" cy="3416476"/>
+                    </a:xfrm>
+                    <a:prstGeom prst="rect">
+                      <a:avLst/>
+                    </a:prstGeom>
+                  </pic:spPr>
+                </pic:pic>
+              </a:graphicData>
+            </a:graphic>
+          </wp:inline>
+        </w:drawing>
+      </w:r>
+    </w:p>
+    <w:p>
+      <w:pPr>
         <w:rPr>
           <w:b/>
           <w:bCs/>
@@ -3700,7 +3591,195 @@
           <w:sz w:val="28"/>
           <w:szCs w:val="28"/>
         </w:rPr>
+      </w:pPr>
+      <w:r>
+        <w:rPr>
+          <w:b/>
+          <w:bCs/>
+          <w:color w:val="D86DCB" w:themeColor="accent5" w:themeTint="99"/>
+          <w:sz w:val="28"/>
+          <w:szCs w:val="28"/>
+        </w:rPr>
+        <w:lastRenderedPageBreak/>
+        <w:drawing>
+          <wp:inline distT="0" distB="0" distL="0" distR="0" wp14:anchorId="7C22B8D7" wp14:editId="446A6A62">
+            <wp:extent cx="5731510" cy="3940810"/>
+            <wp:effectExtent l="0" t="0" r="2540" b="2540"/>
+            <wp:docPr id="1619868745" name="Picture 1"/>
+            <wp:cNvGraphicFramePr>
+              <a:graphicFrameLocks xmlns:a="http://schemas.openxmlformats.org/drawingml/2006/main" noChangeAspect="1"/>
+            </wp:cNvGraphicFramePr>
+            <a:graphic xmlns:a="http://schemas.openxmlformats.org/drawingml/2006/main">
+              <a:graphicData uri="http://schemas.openxmlformats.org/drawingml/2006/picture">
+                <pic:pic xmlns:pic="http://schemas.openxmlformats.org/drawingml/2006/picture">
+                  <pic:nvPicPr>
+                    <pic:cNvPr id="1619868745" name=""/>
+                    <pic:cNvPicPr/>
+                  </pic:nvPicPr>
+                  <pic:blipFill>
+                    <a:blip r:embed="rId13"/>
+                    <a:stretch>
+                      <a:fillRect/>
+                    </a:stretch>
+                  </pic:blipFill>
+                  <pic:spPr>
+                    <a:xfrm>
+                      <a:off x="0" y="0"/>
+                      <a:ext cx="5731510" cy="3940810"/>
+                    </a:xfrm>
+                    <a:prstGeom prst="rect">
+                      <a:avLst/>
+                    </a:prstGeom>
+                  </pic:spPr>
+                </pic:pic>
+              </a:graphicData>
+            </a:graphic>
+          </wp:inline>
+        </w:drawing>
+      </w:r>
+    </w:p>
+    <w:p>
+      <w:pPr>
+        <w:rPr>
+          <w:b/>
+          <w:bCs/>
+          <w:color w:val="124F1A" w:themeColor="accent3" w:themeShade="BF"/>
+        </w:rPr>
+      </w:pPr>
+      <w:r>
+        <w:rPr>
+          <w:b/>
+          <w:bCs/>
+          <w:color w:val="124F1A" w:themeColor="accent3" w:themeShade="BF"/>
+        </w:rPr>
+        <w:t>F</w:t>
+      </w:r>
+      <w:r>
+        <w:rPr>
+          <w:b/>
+          <w:bCs/>
+          <w:color w:val="124F1A" w:themeColor="accent3" w:themeShade="BF"/>
+        </w:rPr>
+        <w:t>o</w:t>
+      </w:r>
+      <w:r>
+        <w:rPr>
+          <w:b/>
+          <w:bCs/>
+          <w:color w:val="124F1A" w:themeColor="accent3" w:themeShade="BF"/>
+        </w:rPr>
+        <w:t>r I</w:t>
+      </w:r>
+      <w:r>
+        <w:rPr>
+          <w:b/>
+          <w:bCs/>
+          <w:color w:val="124F1A" w:themeColor="accent3" w:themeShade="BF"/>
+        </w:rPr>
+        <w:t>N</w:t>
+      </w:r>
+      <w:r>
+        <w:rPr>
+          <w:b/>
+          <w:bCs/>
+          <w:color w:val="124F1A" w:themeColor="accent3" w:themeShade="BF"/>
+        </w:rPr>
+        <w:t>/For O</w:t>
+      </w:r>
+      <w:r>
+        <w:rPr>
+          <w:b/>
+          <w:bCs/>
+          <w:color w:val="124F1A" w:themeColor="accent3" w:themeShade="BF"/>
+        </w:rPr>
+        <w:t>FF</w:t>
+      </w:r>
+    </w:p>
+    <w:p>
+      <w:pPr>
+        <w:rPr>
+          <w:b/>
+          <w:bCs/>
+          <w:color w:val="D86DCB" w:themeColor="accent5" w:themeTint="99"/>
+          <w:sz w:val="28"/>
+          <w:szCs w:val="28"/>
+        </w:rPr>
+      </w:pPr>
+      <w:r>
+        <w:rPr>
+          <w:b/>
+          <w:bCs/>
+          <w:color w:val="D86DCB" w:themeColor="accent5" w:themeTint="99"/>
+          <w:sz w:val="28"/>
+          <w:szCs w:val="28"/>
+        </w:rPr>
+        <w:lastRenderedPageBreak/>
+        <w:drawing>
+          <wp:inline distT="0" distB="0" distL="0" distR="0" wp14:anchorId="27B8671B" wp14:editId="7282C6D9">
+            <wp:extent cx="5731510" cy="5168265"/>
+            <wp:effectExtent l="0" t="0" r="2540" b="0"/>
+            <wp:docPr id="1539312777" name="Picture 1"/>
+            <wp:cNvGraphicFramePr>
+              <a:graphicFrameLocks xmlns:a="http://schemas.openxmlformats.org/drawingml/2006/main" noChangeAspect="1"/>
+            </wp:cNvGraphicFramePr>
+            <a:graphic xmlns:a="http://schemas.openxmlformats.org/drawingml/2006/main">
+              <a:graphicData uri="http://schemas.openxmlformats.org/drawingml/2006/picture">
+                <pic:pic xmlns:pic="http://schemas.openxmlformats.org/drawingml/2006/picture">
+                  <pic:nvPicPr>
+                    <pic:cNvPr id="1539312777" name=""/>
+                    <pic:cNvPicPr/>
+                  </pic:nvPicPr>
+                  <pic:blipFill>
+                    <a:blip r:embed="rId14"/>
+                    <a:stretch>
+                      <a:fillRect/>
+                    </a:stretch>
+                  </pic:blipFill>
+                  <pic:spPr>
+                    <a:xfrm>
+                      <a:off x="0" y="0"/>
+                      <a:ext cx="5731510" cy="5168265"/>
+                    </a:xfrm>
+                    <a:prstGeom prst="rect">
+                      <a:avLst/>
+                    </a:prstGeom>
+                  </pic:spPr>
+                </pic:pic>
+              </a:graphicData>
+            </a:graphic>
+          </wp:inline>
+        </w:drawing>
+      </w:r>
+    </w:p>
+    <w:p>
+      <w:pPr>
+        <w:rPr>
+          <w:b/>
+          <w:bCs/>
+          <w:color w:val="D86DCB" w:themeColor="accent5" w:themeTint="99"/>
+          <w:sz w:val="28"/>
+          <w:szCs w:val="28"/>
+        </w:rPr>
+      </w:pPr>
+      <w:r>
+        <w:rPr>
+          <w:b/>
+          <w:bCs/>
+          <w:color w:val="D86DCB" w:themeColor="accent5" w:themeTint="99"/>
+          <w:sz w:val="28"/>
+          <w:szCs w:val="28"/>
+        </w:rPr>
         <w:t>Arrow Functions</w:t>
+      </w:r>
+      <w:r>
+        <w:rPr>
+          <w:b/>
+          <w:bCs/>
+          <w:color w:val="D86DCB" w:themeColor="accent5" w:themeTint="99"/>
+          <w:sz w:val="28"/>
+          <w:szCs w:val="28"/>
+        </w:rPr>
+        <w:t>?</w:t>
       </w:r>
     </w:p>
     <w:p>
@@ -3876,6 +3955,7 @@
     </w:p>
     <w:p>
       <w:r>
+        <w:lastRenderedPageBreak/>
         <w:t xml:space="preserve"> </w:t>
       </w:r>
       <w:r>
@@ -3992,7 +4072,6 @@
     </w:p>
     <w:p>
       <w:r>
-        <w:lastRenderedPageBreak/>
         <w:t>let doubleNumber = n =&gt; n*2</w:t>
       </w:r>
     </w:p>
@@ -4031,270 +4110,7 @@
         </w:rPr>
         <w:t>ES6 Basics (like let, const, spread/rest operators, etc.)</w:t>
       </w:r>
-    </w:p>
-    <w:p>
-      <w:r>
-        <w:t>Let const already explained above.</w:t>
-      </w:r>
-    </w:p>
-    <w:p>
-      <w:r>
-        <w:t xml:space="preserve">//Requirement:1 Need to form new array by removing last 2 values from current </w:t>
-      </w:r>
-    </w:p>
-    <w:p>
-      <w:r>
-        <w:t>//using SPLICE</w:t>
-      </w:r>
-    </w:p>
-    <w:p/>
-    <w:p>
-      <w:r>
-        <w:t>const transport =['car','bus','van','jeep','bike','scooter']</w:t>
-      </w:r>
-    </w:p>
-    <w:p/>
-    <w:p>
-      <w:r>
-        <w:t>const splice =transport.splice(2,2);//Removal --- splice(from which index, how many delete)</w:t>
-      </w:r>
-    </w:p>
-    <w:p/>
-    <w:p>
-      <w:r>
-        <w:t>console.log('splice',splice);</w:t>
-      </w:r>
-    </w:p>
-    <w:p>
-      <w:r>
-        <w:t>//output ['van','jeep']</w:t>
-      </w:r>
-    </w:p>
-    <w:p/>
-    <w:p>
-      <w:r>
-        <w:t>//Requirement:1 Need to form new array by removing 2 values from current array</w:t>
-      </w:r>
-    </w:p>
-    <w:p>
-      <w:r>
-        <w:t>//using SLICE</w:t>
-      </w:r>
-    </w:p>
-    <w:p>
-      <w:r>
-        <w:t>const vehicles =['car','bus','van','jeep','bike','scooter']</w:t>
-      </w:r>
-    </w:p>
-    <w:p/>
-    <w:p>
-      <w:r>
-        <w:t>const slice =vehicles.slice(2,3);//Removal --- splice(from which index, how many elements)</w:t>
-      </w:r>
-    </w:p>
-    <w:p/>
-    <w:p>
-      <w:r>
-        <w:t>console.log('slice',slice);</w:t>
-      </w:r>
-    </w:p>
-    <w:p>
-      <w:r>
-        <w:t>//output ['car','bus']</w:t>
-      </w:r>
-    </w:p>
-    <w:p/>
-    <w:p>
-      <w:r>
-        <w:t>//using CONCATE</w:t>
-      </w:r>
-    </w:p>
-    <w:p/>
-    <w:p>
-      <w:r>
-        <w:lastRenderedPageBreak/>
-        <w:t>const number = [1,2,3,4]</w:t>
-      </w:r>
-    </w:p>
-    <w:p/>
-    <w:p/>
-    <w:p>
-      <w:r>
-        <w:t>//joining an array</w:t>
-      </w:r>
-    </w:p>
-    <w:p>
-      <w:r>
-        <w:t>const join = transport.concat(vehicles,number);// in concat(we can define n number of arrays separated with comma</w:t>
-      </w:r>
-    </w:p>
-    <w:p/>
-    <w:p>
-      <w:r>
-        <w:t>console.log('JOIN', join);</w:t>
-      </w:r>
-    </w:p>
-    <w:p/>
-    <w:p>
-      <w:r>
-        <w:t>//FIND INDEX</w:t>
-      </w:r>
-    </w:p>
-    <w:p>
-      <w:r>
-        <w:t>const vehi =[</w:t>
-      </w:r>
-    </w:p>
-    <w:p>
-      <w:r>
-        <w:t xml:space="preserve">    {id:1,title:"car"},</w:t>
-      </w:r>
-    </w:p>
-    <w:p>
-      <w:r>
-        <w:t xml:space="preserve">    {id:2,title:"bus"},</w:t>
-      </w:r>
-    </w:p>
-    <w:p>
-      <w:r>
-        <w:t xml:space="preserve">    {id:3,title:"van"},</w:t>
-      </w:r>
-    </w:p>
-    <w:p>
-      <w:r>
-        <w:t xml:space="preserve">    {id:4,title:"jeep"},</w:t>
-      </w:r>
-    </w:p>
-    <w:p>
-      <w:r>
-        <w:t xml:space="preserve">    {id:5,title:"bike"},</w:t>
-      </w:r>
-    </w:p>
-    <w:p>
-      <w:r>
-        <w:t xml:space="preserve">    {id:6,title:"scooter"}</w:t>
-      </w:r>
-    </w:p>
-    <w:p>
-      <w:r>
-        <w:t xml:space="preserve">  ]</w:t>
-      </w:r>
-    </w:p>
-    <w:p/>
-    <w:p>
-      <w:r>
-        <w:t xml:space="preserve">  const findIndex = vehi.findIndex((val)=&gt;{</w:t>
-      </w:r>
-    </w:p>
-    <w:p>
-      <w:r>
-        <w:t xml:space="preserve">    //return val.id == 2;</w:t>
-      </w:r>
-    </w:p>
-    <w:p>
-      <w:r>
-        <w:t xml:space="preserve">    return val.title == "van";</w:t>
-      </w:r>
-    </w:p>
-    <w:p>
-      <w:r>
-        <w:t xml:space="preserve">  })</w:t>
-      </w:r>
-    </w:p>
-    <w:p/>
-    <w:p>
-      <w:r>
-        <w:t xml:space="preserve">  console.log('findIndex',findIndex);</w:t>
-      </w:r>
-    </w:p>
-    <w:p>
-      <w:r>
-        <w:t xml:space="preserve">  //OUTPUT: index value</w:t>
-      </w:r>
-    </w:p>
-    <w:p/>
-    <w:p>
-      <w:r>
-        <w:t>//FIND</w:t>
-      </w:r>
-    </w:p>
-    <w:p>
-      <w:r>
-        <w:lastRenderedPageBreak/>
-        <w:t>const vehic =[</w:t>
-      </w:r>
-    </w:p>
-    <w:p>
-      <w:r>
-        <w:t xml:space="preserve">    {id:1,title:"car"},</w:t>
-      </w:r>
-    </w:p>
-    <w:p>
-      <w:r>
-        <w:t xml:space="preserve">    {id:2,title:"bus"},</w:t>
-      </w:r>
-    </w:p>
-    <w:p>
-      <w:r>
-        <w:t xml:space="preserve">    {id:3,title:"van"},</w:t>
-      </w:r>
-    </w:p>
-    <w:p>
-      <w:r>
-        <w:t xml:space="preserve">    {id:4,title:"jeep"},</w:t>
-      </w:r>
-    </w:p>
-    <w:p>
-      <w:r>
-        <w:t xml:space="preserve">    {id:5,title:"bike"},</w:t>
-      </w:r>
-    </w:p>
-    <w:p>
-      <w:r>
-        <w:t xml:space="preserve">    {id:6,title:"scooter"}</w:t>
-      </w:r>
-    </w:p>
-    <w:p>
-      <w:r>
-        <w:t xml:space="preserve">  ]</w:t>
-      </w:r>
-    </w:p>
-    <w:p/>
-    <w:p>
-      <w:r>
-        <w:t xml:space="preserve">  const find = vehi.find((val)=&gt;{</w:t>
-      </w:r>
-    </w:p>
-    <w:p>
-      <w:r>
-        <w:t xml:space="preserve">    //return val.id == 2;</w:t>
-      </w:r>
-    </w:p>
-    <w:p>
-      <w:r>
-        <w:t xml:space="preserve">    return val.title == "van";</w:t>
-      </w:r>
-    </w:p>
-    <w:p>
-      <w:r>
-        <w:t xml:space="preserve">  })</w:t>
-      </w:r>
-    </w:p>
-    <w:p/>
-    <w:p>
-      <w:r>
-        <w:t xml:space="preserve">  console.log('find',find)</w:t>
-      </w:r>
-    </w:p>
-    <w:p/>
-    <w:p>
-      <w:r>
-        <w:t xml:space="preserve">    //OUTPUT: object will return</w:t>
-      </w:r>
-    </w:p>
-    <w:p/>
-    <w:p>
-      <w:pPr>
+      <w:r>
         <w:rPr>
           <w:b/>
           <w:bCs/>
@@ -4302,8 +4118,272 @@
           <w:sz w:val="28"/>
           <w:szCs w:val="28"/>
         </w:rPr>
-      </w:pPr>
-      <w:r>
+        <w:t>?</w:t>
+      </w:r>
+    </w:p>
+    <w:p>
+      <w:r>
+        <w:t>Let const already explained above.</w:t>
+      </w:r>
+    </w:p>
+    <w:p>
+      <w:r>
+        <w:t xml:space="preserve">//Requirement:1 Need to form new array by removing last 2 values from current </w:t>
+      </w:r>
+    </w:p>
+    <w:p>
+      <w:r>
+        <w:t>//using SPLICE</w:t>
+      </w:r>
+    </w:p>
+    <w:p/>
+    <w:p>
+      <w:r>
+        <w:t>const transport =['car','bus','van','jeep','bike','scooter']</w:t>
+      </w:r>
+    </w:p>
+    <w:p/>
+    <w:p>
+      <w:r>
+        <w:t>const splice =transport.splice(2,2);//Removal --- splice(from which index, how many delete)</w:t>
+      </w:r>
+    </w:p>
+    <w:p/>
+    <w:p>
+      <w:r>
+        <w:t>console.log('splice',splice);</w:t>
+      </w:r>
+    </w:p>
+    <w:p>
+      <w:r>
+        <w:t>//output ['van','jeep']</w:t>
+      </w:r>
+    </w:p>
+    <w:p/>
+    <w:p>
+      <w:r>
+        <w:t>//Requirement:1 Need to form new array by removing 2 values from current array</w:t>
+      </w:r>
+    </w:p>
+    <w:p>
+      <w:r>
+        <w:t>//using SLICE</w:t>
+      </w:r>
+    </w:p>
+    <w:p>
+      <w:r>
+        <w:t>const vehicles =['car','bus','van','jeep','bike','scooter']</w:t>
+      </w:r>
+    </w:p>
+    <w:p/>
+    <w:p>
+      <w:r>
+        <w:lastRenderedPageBreak/>
+        <w:t>const slice =vehicles.slice(2,3);//Removal --- splice(from which index, how many elements)</w:t>
+      </w:r>
+    </w:p>
+    <w:p/>
+    <w:p>
+      <w:r>
+        <w:t>console.log('slice',slice);</w:t>
+      </w:r>
+    </w:p>
+    <w:p>
+      <w:r>
+        <w:t>//output ['car','bus']</w:t>
+      </w:r>
+    </w:p>
+    <w:p/>
+    <w:p>
+      <w:r>
+        <w:t>//using CONCATE</w:t>
+      </w:r>
+    </w:p>
+    <w:p/>
+    <w:p>
+      <w:r>
+        <w:t>const number = [1,2,3,4]</w:t>
+      </w:r>
+    </w:p>
+    <w:p/>
+    <w:p/>
+    <w:p>
+      <w:r>
+        <w:t>//joining an array</w:t>
+      </w:r>
+    </w:p>
+    <w:p>
+      <w:r>
+        <w:t>const join = transport.concat(vehicles,number);// in concat(we can define n number of arrays separated with comma</w:t>
+      </w:r>
+    </w:p>
+    <w:p/>
+    <w:p>
+      <w:r>
+        <w:t>console.log('JOIN', join);</w:t>
+      </w:r>
+    </w:p>
+    <w:p/>
+    <w:p>
+      <w:r>
+        <w:t>//FIND INDEX</w:t>
+      </w:r>
+    </w:p>
+    <w:p>
+      <w:r>
+        <w:t>const vehi =[</w:t>
+      </w:r>
+    </w:p>
+    <w:p>
+      <w:r>
+        <w:t xml:space="preserve">    {id:1,title:"car"},</w:t>
+      </w:r>
+    </w:p>
+    <w:p>
+      <w:r>
+        <w:t xml:space="preserve">    {id:2,title:"bus"},</w:t>
+      </w:r>
+    </w:p>
+    <w:p>
+      <w:r>
+        <w:t xml:space="preserve">    {id:3,title:"van"},</w:t>
+      </w:r>
+    </w:p>
+    <w:p>
+      <w:r>
+        <w:t xml:space="preserve">    {id:4,title:"jeep"},</w:t>
+      </w:r>
+    </w:p>
+    <w:p>
+      <w:r>
+        <w:t xml:space="preserve">    {id:5,title:"bike"},</w:t>
+      </w:r>
+    </w:p>
+    <w:p>
+      <w:r>
+        <w:t xml:space="preserve">    {id:6,title:"scooter"}</w:t>
+      </w:r>
+    </w:p>
+    <w:p>
+      <w:r>
+        <w:t xml:space="preserve">  ]</w:t>
+      </w:r>
+    </w:p>
+    <w:p/>
+    <w:p>
+      <w:r>
+        <w:t xml:space="preserve">  const findIndex = vehi.findIndex((val)=&gt;{</w:t>
+      </w:r>
+    </w:p>
+    <w:p>
+      <w:r>
+        <w:t xml:space="preserve">    //return val.id == 2;</w:t>
+      </w:r>
+    </w:p>
+    <w:p>
+      <w:r>
+        <w:lastRenderedPageBreak/>
+        <w:t xml:space="preserve">    return val.title == "van";</w:t>
+      </w:r>
+    </w:p>
+    <w:p>
+      <w:r>
+        <w:t xml:space="preserve">  })</w:t>
+      </w:r>
+    </w:p>
+    <w:p/>
+    <w:p>
+      <w:r>
+        <w:t xml:space="preserve">  console.log('findIndex',findIndex);</w:t>
+      </w:r>
+    </w:p>
+    <w:p>
+      <w:r>
+        <w:t xml:space="preserve">  //OUTPUT: index value</w:t>
+      </w:r>
+    </w:p>
+    <w:p/>
+    <w:p>
+      <w:r>
+        <w:t>//FIND</w:t>
+      </w:r>
+    </w:p>
+    <w:p>
+      <w:r>
+        <w:t>const vehic =[</w:t>
+      </w:r>
+    </w:p>
+    <w:p>
+      <w:r>
+        <w:t xml:space="preserve">    {id:1,title:"car"},</w:t>
+      </w:r>
+    </w:p>
+    <w:p>
+      <w:r>
+        <w:t xml:space="preserve">    {id:2,title:"bus"},</w:t>
+      </w:r>
+    </w:p>
+    <w:p>
+      <w:r>
+        <w:t xml:space="preserve">    {id:3,title:"van"},</w:t>
+      </w:r>
+    </w:p>
+    <w:p>
+      <w:r>
+        <w:t xml:space="preserve">    {id:4,title:"jeep"},</w:t>
+      </w:r>
+    </w:p>
+    <w:p>
+      <w:r>
+        <w:t xml:space="preserve">    {id:5,title:"bike"},</w:t>
+      </w:r>
+    </w:p>
+    <w:p>
+      <w:r>
+        <w:t xml:space="preserve">    {id:6,title:"scooter"}</w:t>
+      </w:r>
+    </w:p>
+    <w:p>
+      <w:r>
+        <w:t xml:space="preserve">  ]</w:t>
+      </w:r>
+    </w:p>
+    <w:p/>
+    <w:p>
+      <w:r>
+        <w:t xml:space="preserve">  const find = vehi.find((val)=&gt;{</w:t>
+      </w:r>
+    </w:p>
+    <w:p>
+      <w:r>
+        <w:t xml:space="preserve">    //return val.id == 2;</w:t>
+      </w:r>
+    </w:p>
+    <w:p>
+      <w:r>
+        <w:t xml:space="preserve">    return val.title == "van";</w:t>
+      </w:r>
+    </w:p>
+    <w:p>
+      <w:r>
+        <w:t xml:space="preserve">  })</w:t>
+      </w:r>
+    </w:p>
+    <w:p/>
+    <w:p>
+      <w:r>
+        <w:t xml:space="preserve">  console.log('find',find)</w:t>
+      </w:r>
+    </w:p>
+    <w:p/>
+    <w:p>
+      <w:r>
+        <w:t xml:space="preserve">    //OUTPUT: object will return</w:t>
+      </w:r>
+    </w:p>
+    <w:p/>
+    <w:p>
+      <w:pPr>
         <w:rPr>
           <w:b/>
           <w:bCs/>
@@ -4311,8 +4391,7 @@
           <w:sz w:val="28"/>
           <w:szCs w:val="28"/>
         </w:rPr>
-        <w:t xml:space="preserve">Why we have to use </w:t>
-      </w:r>
+      </w:pPr>
       <w:r>
         <w:rPr>
           <w:b/>
@@ -4321,7 +4400,7 @@
           <w:sz w:val="28"/>
           <w:szCs w:val="28"/>
         </w:rPr>
-        <w:t xml:space="preserve">Promises </w:t>
+        <w:t xml:space="preserve">Why we have to use </w:t>
       </w:r>
       <w:r>
         <w:rPr>
@@ -4331,61 +4410,9 @@
           <w:sz w:val="28"/>
           <w:szCs w:val="28"/>
         </w:rPr>
-        <w:t xml:space="preserve">? </w:t>
-      </w:r>
-    </w:p>
-    <w:p>
-      <w:r>
-        <w:t>If there is any heavy operation in JavaScript—like fetching data, performing complex logic, or accessing files—that takes more time to complete, it can delay the normal execution flow since JavaScript runs in a single-threaded environment.</w:t>
-      </w:r>
-    </w:p>
-    <w:p>
-      <w:r>
-        <w:t xml:space="preserve">To avoid blocking the main thread, we handle such tasks </w:t>
-      </w:r>
-      <w:r>
-        <w:rPr>
-          <w:b/>
-          <w:bCs/>
-        </w:rPr>
-        <w:t>asynchronously</w:t>
-      </w:r>
-      <w:r>
-        <w:t xml:space="preserve">. However, if we want to maintain a </w:t>
-      </w:r>
-      <w:r>
-        <w:rPr>
-          <w:b/>
-          <w:bCs/>
-        </w:rPr>
-        <w:t>controlled, step-by-step (synchronous-like)</w:t>
-      </w:r>
-      <w:r>
-        <w:t xml:space="preserve"> flow, we use </w:t>
-      </w:r>
-      <w:r>
-        <w:rPr>
-          <w:b/>
-          <w:bCs/>
-        </w:rPr>
-        <w:t>Promises</w:t>
-      </w:r>
-      <w:r>
-        <w:t xml:space="preserve"> or </w:t>
-      </w:r>
-      <w:r>
-        <w:rPr>
-          <w:b/>
-          <w:bCs/>
-        </w:rPr>
-        <w:t>async/await</w:t>
-      </w:r>
-      <w:r>
-        <w:t>.</w:t>
-      </w:r>
-    </w:p>
-    <w:p>
-      <w:pPr>
+        <w:t xml:space="preserve">Promises </w:t>
+      </w:r>
+      <w:r>
         <w:rPr>
           <w:b/>
           <w:bCs/>
@@ -4393,8 +4420,62 @@
           <w:sz w:val="28"/>
           <w:szCs w:val="28"/>
         </w:rPr>
-      </w:pPr>
-      <w:r>
+        <w:t xml:space="preserve">? </w:t>
+      </w:r>
+    </w:p>
+    <w:p>
+      <w:r>
+        <w:lastRenderedPageBreak/>
+        <w:t>If there is any heavy operation in JavaScript—like fetching data, performing complex logic, or accessing files—that takes more time to complete, it can delay the normal execution flow since JavaScript runs in a single-threaded environment.</w:t>
+      </w:r>
+    </w:p>
+    <w:p>
+      <w:r>
+        <w:t xml:space="preserve">To avoid blocking the main thread, we handle such tasks </w:t>
+      </w:r>
+      <w:r>
+        <w:rPr>
+          <w:b/>
+          <w:bCs/>
+        </w:rPr>
+        <w:t>asynchronously</w:t>
+      </w:r>
+      <w:r>
+        <w:t xml:space="preserve">. However, if we want to maintain a </w:t>
+      </w:r>
+      <w:r>
+        <w:rPr>
+          <w:b/>
+          <w:bCs/>
+        </w:rPr>
+        <w:t>controlled, step-by-step (synchronous-like)</w:t>
+      </w:r>
+      <w:r>
+        <w:t xml:space="preserve"> flow, we use </w:t>
+      </w:r>
+      <w:r>
+        <w:rPr>
+          <w:b/>
+          <w:bCs/>
+        </w:rPr>
+        <w:t>Promises</w:t>
+      </w:r>
+      <w:r>
+        <w:t xml:space="preserve"> or </w:t>
+      </w:r>
+      <w:r>
+        <w:rPr>
+          <w:b/>
+          <w:bCs/>
+        </w:rPr>
+        <w:t>async/await</w:t>
+      </w:r>
+      <w:r>
+        <w:t>.</w:t>
+      </w:r>
+    </w:p>
+    <w:p>
+      <w:pPr>
         <w:rPr>
           <w:b/>
           <w:bCs/>
@@ -4402,8 +4483,7 @@
           <w:sz w:val="28"/>
           <w:szCs w:val="28"/>
         </w:rPr>
-        <w:t xml:space="preserve">What is </w:t>
-      </w:r>
+      </w:pPr>
       <w:r>
         <w:rPr>
           <w:b/>
@@ -4412,7 +4492,7 @@
           <w:sz w:val="28"/>
           <w:szCs w:val="28"/>
         </w:rPr>
-        <w:t xml:space="preserve">Promises </w:t>
+        <w:t xml:space="preserve">What is </w:t>
       </w:r>
       <w:r>
         <w:rPr>
@@ -4422,6 +4502,16 @@
           <w:sz w:val="28"/>
           <w:szCs w:val="28"/>
         </w:rPr>
+        <w:t xml:space="preserve">Promises </w:t>
+      </w:r>
+      <w:r>
+        <w:rPr>
+          <w:b/>
+          <w:bCs/>
+          <w:color w:val="D86DCB" w:themeColor="accent5" w:themeTint="99"/>
+          <w:sz w:val="28"/>
+          <w:szCs w:val="28"/>
+        </w:rPr>
         <w:t xml:space="preserve">? </w:t>
       </w:r>
     </w:p>
@@ -4469,7 +4559,6 @@
     </w:p>
     <w:p>
       <w:r>
-        <w:lastRenderedPageBreak/>
         <w:t>Promises allow us to run heavy code separately without interrupting the main execution, and they also let us chain or wait for tasks in a readable and manageable way</w:t>
       </w:r>
     </w:p>
@@ -4547,10 +4636,24 @@
           <w:b/>
           <w:bCs/>
         </w:rPr>
-        <w:t xml:space="preserve"> (Success)</w:t>
-      </w:r>
-      <w:r>
-        <w:t xml:space="preserve"> — The operation completed successfully.</w:t>
+        <w:t xml:space="preserve"> </w:t>
+      </w:r>
+      <w:r>
+        <w:rPr>
+          <w:b/>
+          <w:bCs/>
+        </w:rPr>
+        <w:t>/</w:t>
+      </w:r>
+      <w:r>
+        <w:rPr>
+          <w:b/>
+          <w:bCs/>
+        </w:rPr>
+        <w:t>Success</w:t>
+      </w:r>
+      <w:r>
+        <w:t>— The operation completed successfully.</w:t>
       </w:r>
     </w:p>
     <w:p>
@@ -4565,10 +4668,31 @@
           <w:b/>
           <w:bCs/>
         </w:rPr>
-        <w:t>Rejected (Failure)</w:t>
-      </w:r>
-      <w:r>
-        <w:t xml:space="preserve"> — The operation failed.</w:t>
+        <w:t xml:space="preserve">Rejected </w:t>
+      </w:r>
+      <w:r>
+        <w:rPr>
+          <w:b/>
+          <w:bCs/>
+        </w:rPr>
+        <w:t>/</w:t>
+      </w:r>
+      <w:r>
+        <w:rPr>
+          <w:b/>
+          <w:bCs/>
+        </w:rPr>
+        <w:t>Failure</w:t>
+      </w:r>
+      <w:r>
+        <w:rPr>
+          <w:b/>
+          <w:bCs/>
+        </w:rPr>
+        <w:t>/ Error</w:t>
+      </w:r>
+      <w:r>
+        <w:t>— The operation failed.</w:t>
       </w:r>
     </w:p>
     <w:p>
@@ -4695,6 +4819,7 @@
         <w:rPr>
           <w:noProof/>
         </w:rPr>
+        <w:lastRenderedPageBreak/>
         <w:drawing>
           <wp:inline distT="0" distB="0" distL="0" distR="0" wp14:anchorId="7E502CA5" wp14:editId="5D930443">
             <wp:extent cx="5731510" cy="3733800"/>
@@ -4711,7 +4836,7 @@
                     <pic:cNvPicPr/>
                   </pic:nvPicPr>
                   <pic:blipFill>
-                    <a:blip r:embed="rId12"/>
+                    <a:blip r:embed="rId15"/>
                     <a:stretch>
                       <a:fillRect/>
                     </a:stretch>
@@ -4734,7 +4859,7 @@
     </w:p>
     <w:p>
       <w:r>
-        <w:t>//using API call</w:t>
+        <w:t>using API call</w:t>
       </w:r>
     </w:p>
     <w:p>
@@ -4742,7 +4867,6 @@
         <w:rPr>
           <w:noProof/>
         </w:rPr>
-        <w:lastRenderedPageBreak/>
         <w:drawing>
           <wp:inline distT="0" distB="0" distL="0" distR="0" wp14:anchorId="32EE0B73" wp14:editId="6478E1C5">
             <wp:extent cx="5731510" cy="2912110"/>
@@ -4759,7 +4883,7 @@
                     <pic:cNvPicPr/>
                   </pic:nvPicPr>
                   <pic:blipFill>
-                    <a:blip r:embed="rId13"/>
+                    <a:blip r:embed="rId16"/>
                     <a:stretch>
                       <a:fillRect/>
                     </a:stretch>
@@ -7115,6 +7239,7 @@
   <w:style w:type="character" w:default="1" w:styleId="DefaultParagraphFont">
     <w:name w:val="Default Paragraph Font"/>
     <w:uiPriority w:val="1"/>
+    <w:semiHidden/>
     <w:unhideWhenUsed/>
   </w:style>
   <w:style w:type="table" w:default="1" w:styleId="TableNormal">

--- a/JavaScript/Notes - JAVASCRIPT.docx
+++ b/JavaScript/Notes - JAVASCRIPT.docx
@@ -1971,6 +1971,46 @@
       </w:r>
     </w:p>
     <w:p>
+      <w:r>
+        <w:lastRenderedPageBreak/>
+        <w:drawing>
+          <wp:inline distT="0" distB="0" distL="0" distR="0" wp14:anchorId="0985BEE1" wp14:editId="6AF870E9">
+            <wp:extent cx="4115011" cy="1028753"/>
+            <wp:effectExtent l="0" t="0" r="0" b="0"/>
+            <wp:docPr id="1659305843" name="Picture 1"/>
+            <wp:cNvGraphicFramePr>
+              <a:graphicFrameLocks xmlns:a="http://schemas.openxmlformats.org/drawingml/2006/main" noChangeAspect="1"/>
+            </wp:cNvGraphicFramePr>
+            <a:graphic xmlns:a="http://schemas.openxmlformats.org/drawingml/2006/main">
+              <a:graphicData uri="http://schemas.openxmlformats.org/drawingml/2006/picture">
+                <pic:pic xmlns:pic="http://schemas.openxmlformats.org/drawingml/2006/picture">
+                  <pic:nvPicPr>
+                    <pic:cNvPr id="1659305843" name=""/>
+                    <pic:cNvPicPr/>
+                  </pic:nvPicPr>
+                  <pic:blipFill>
+                    <a:blip r:embed="rId10"/>
+                    <a:stretch>
+                      <a:fillRect/>
+                    </a:stretch>
+                  </pic:blipFill>
+                  <pic:spPr>
+                    <a:xfrm>
+                      <a:off x="0" y="0"/>
+                      <a:ext cx="4115011" cy="1028753"/>
+                    </a:xfrm>
+                    <a:prstGeom prst="rect">
+                      <a:avLst/>
+                    </a:prstGeom>
+                  </pic:spPr>
+                </pic:pic>
+              </a:graphicData>
+            </a:graphic>
+          </wp:inline>
+        </w:drawing>
+      </w:r>
+    </w:p>
+    <w:p>
       <w:pPr>
         <w:rPr>
           <w:b/>
@@ -2059,6 +2099,45 @@
       </w:r>
     </w:p>
     <w:p>
+      <w:r>
+        <w:drawing>
+          <wp:inline distT="0" distB="0" distL="0" distR="0" wp14:anchorId="78CDA4B1" wp14:editId="04341C9B">
+            <wp:extent cx="4235668" cy="914447"/>
+            <wp:effectExtent l="0" t="0" r="0" b="0"/>
+            <wp:docPr id="2117595486" name="Picture 1"/>
+            <wp:cNvGraphicFramePr>
+              <a:graphicFrameLocks xmlns:a="http://schemas.openxmlformats.org/drawingml/2006/main" noChangeAspect="1"/>
+            </wp:cNvGraphicFramePr>
+            <a:graphic xmlns:a="http://schemas.openxmlformats.org/drawingml/2006/main">
+              <a:graphicData uri="http://schemas.openxmlformats.org/drawingml/2006/picture">
+                <pic:pic xmlns:pic="http://schemas.openxmlformats.org/drawingml/2006/picture">
+                  <pic:nvPicPr>
+                    <pic:cNvPr id="2117595486" name=""/>
+                    <pic:cNvPicPr/>
+                  </pic:nvPicPr>
+                  <pic:blipFill>
+                    <a:blip r:embed="rId11"/>
+                    <a:stretch>
+                      <a:fillRect/>
+                    </a:stretch>
+                  </pic:blipFill>
+                  <pic:spPr>
+                    <a:xfrm>
+                      <a:off x="0" y="0"/>
+                      <a:ext cx="4235668" cy="914447"/>
+                    </a:xfrm>
+                    <a:prstGeom prst="rect">
+                      <a:avLst/>
+                    </a:prstGeom>
+                  </pic:spPr>
+                </pic:pic>
+              </a:graphicData>
+            </a:graphic>
+          </wp:inline>
+        </w:drawing>
+      </w:r>
+    </w:p>
+    <w:p>
       <w:pPr>
         <w:rPr>
           <w:b/>
@@ -2092,6 +2171,45 @@
       </w:r>
       <w:r>
         <w:t>data which is mentioned in the form of true or false.</w:t>
+      </w:r>
+    </w:p>
+    <w:p>
+      <w:r>
+        <w:drawing>
+          <wp:inline distT="0" distB="0" distL="0" distR="0" wp14:anchorId="6750E58C" wp14:editId="258315CF">
+            <wp:extent cx="2787793" cy="825542"/>
+            <wp:effectExtent l="0" t="0" r="0" b="0"/>
+            <wp:docPr id="1714577802" name="Picture 1"/>
+            <wp:cNvGraphicFramePr>
+              <a:graphicFrameLocks xmlns:a="http://schemas.openxmlformats.org/drawingml/2006/main" noChangeAspect="1"/>
+            </wp:cNvGraphicFramePr>
+            <a:graphic xmlns:a="http://schemas.openxmlformats.org/drawingml/2006/main">
+              <a:graphicData uri="http://schemas.openxmlformats.org/drawingml/2006/picture">
+                <pic:pic xmlns:pic="http://schemas.openxmlformats.org/drawingml/2006/picture">
+                  <pic:nvPicPr>
+                    <pic:cNvPr id="1714577802" name=""/>
+                    <pic:cNvPicPr/>
+                  </pic:nvPicPr>
+                  <pic:blipFill>
+                    <a:blip r:embed="rId12"/>
+                    <a:stretch>
+                      <a:fillRect/>
+                    </a:stretch>
+                  </pic:blipFill>
+                  <pic:spPr>
+                    <a:xfrm>
+                      <a:off x="0" y="0"/>
+                      <a:ext cx="2787793" cy="825542"/>
+                    </a:xfrm>
+                    <a:prstGeom prst="rect">
+                      <a:avLst/>
+                    </a:prstGeom>
+                  </pic:spPr>
+                </pic:pic>
+              </a:graphicData>
+            </a:graphic>
+          </wp:inline>
+        </w:drawing>
       </w:r>
     </w:p>
     <w:p>
@@ -2217,6 +2335,46 @@
       </w:r>
     </w:p>
     <w:p>
+      <w:r>
+        <w:lastRenderedPageBreak/>
+        <w:drawing>
+          <wp:inline distT="0" distB="0" distL="0" distR="0" wp14:anchorId="2F5C4C6D" wp14:editId="603ED496">
+            <wp:extent cx="5731510" cy="929640"/>
+            <wp:effectExtent l="0" t="0" r="2540" b="3810"/>
+            <wp:docPr id="686861653" name="Picture 1"/>
+            <wp:cNvGraphicFramePr>
+              <a:graphicFrameLocks xmlns:a="http://schemas.openxmlformats.org/drawingml/2006/main" noChangeAspect="1"/>
+            </wp:cNvGraphicFramePr>
+            <a:graphic xmlns:a="http://schemas.openxmlformats.org/drawingml/2006/main">
+              <a:graphicData uri="http://schemas.openxmlformats.org/drawingml/2006/picture">
+                <pic:pic xmlns:pic="http://schemas.openxmlformats.org/drawingml/2006/picture">
+                  <pic:nvPicPr>
+                    <pic:cNvPr id="686861653" name=""/>
+                    <pic:cNvPicPr/>
+                  </pic:nvPicPr>
+                  <pic:blipFill>
+                    <a:blip r:embed="rId13"/>
+                    <a:stretch>
+                      <a:fillRect/>
+                    </a:stretch>
+                  </pic:blipFill>
+                  <pic:spPr>
+                    <a:xfrm>
+                      <a:off x="0" y="0"/>
+                      <a:ext cx="5731510" cy="929640"/>
+                    </a:xfrm>
+                    <a:prstGeom prst="rect">
+                      <a:avLst/>
+                    </a:prstGeom>
+                  </pic:spPr>
+                </pic:pic>
+              </a:graphicData>
+            </a:graphic>
+          </wp:inline>
+        </w:drawing>
+      </w:r>
+    </w:p>
+    <w:p>
       <w:pPr>
         <w:rPr>
           <w:b/>
@@ -2265,6 +2423,14 @@
         <w:ind w:firstLine="720"/>
       </w:pPr>
       <w:r>
+        <w:t>Reference to non-existing object.</w:t>
+      </w:r>
+    </w:p>
+    <w:p>
+      <w:pPr>
+        <w:ind w:firstLine="720"/>
+      </w:pPr>
+      <w:r>
         <w:t>typeof null returns "object"</w:t>
       </w:r>
       <w:r>
@@ -2272,6 +2438,45 @@
       </w:r>
     </w:p>
     <w:p>
+      <w:r>
+        <w:drawing>
+          <wp:inline distT="0" distB="0" distL="0" distR="0" wp14:anchorId="53DC9847" wp14:editId="6E9E0CA2">
+            <wp:extent cx="5731510" cy="3311525"/>
+            <wp:effectExtent l="0" t="0" r="2540" b="3175"/>
+            <wp:docPr id="1796425472" name="Picture 1"/>
+            <wp:cNvGraphicFramePr>
+              <a:graphicFrameLocks xmlns:a="http://schemas.openxmlformats.org/drawingml/2006/main" noChangeAspect="1"/>
+            </wp:cNvGraphicFramePr>
+            <a:graphic xmlns:a="http://schemas.openxmlformats.org/drawingml/2006/main">
+              <a:graphicData uri="http://schemas.openxmlformats.org/drawingml/2006/picture">
+                <pic:pic xmlns:pic="http://schemas.openxmlformats.org/drawingml/2006/picture">
+                  <pic:nvPicPr>
+                    <pic:cNvPr id="1796425472" name=""/>
+                    <pic:cNvPicPr/>
+                  </pic:nvPicPr>
+                  <pic:blipFill>
+                    <a:blip r:embed="rId14"/>
+                    <a:stretch>
+                      <a:fillRect/>
+                    </a:stretch>
+                  </pic:blipFill>
+                  <pic:spPr>
+                    <a:xfrm>
+                      <a:off x="0" y="0"/>
+                      <a:ext cx="5731510" cy="3311525"/>
+                    </a:xfrm>
+                    <a:prstGeom prst="rect">
+                      <a:avLst/>
+                    </a:prstGeom>
+                  </pic:spPr>
+                </pic:pic>
+              </a:graphicData>
+            </a:graphic>
+          </wp:inline>
+        </w:drawing>
+      </w:r>
+    </w:p>
+    <w:p>
       <w:pPr>
         <w:rPr>
           <w:b/>
@@ -2309,6 +2514,57 @@
         <w:rPr>
           <w:b/>
           <w:bCs/>
+          <w:color w:val="153D63" w:themeColor="text2" w:themeTint="E6"/>
+        </w:rPr>
+      </w:pPr>
+      <w:r>
+        <w:rPr>
+          <w:b/>
+          <w:bCs/>
+          <w:color w:val="153D63" w:themeColor="text2" w:themeTint="E6"/>
+        </w:rPr>
+        <w:drawing>
+          <wp:inline distT="0" distB="0" distL="0" distR="0" wp14:anchorId="2D9556F8" wp14:editId="5536290E">
+            <wp:extent cx="4915153" cy="971600"/>
+            <wp:effectExtent l="0" t="0" r="0" b="0"/>
+            <wp:docPr id="643356586" name="Picture 1"/>
+            <wp:cNvGraphicFramePr>
+              <a:graphicFrameLocks xmlns:a="http://schemas.openxmlformats.org/drawingml/2006/main" noChangeAspect="1"/>
+            </wp:cNvGraphicFramePr>
+            <a:graphic xmlns:a="http://schemas.openxmlformats.org/drawingml/2006/main">
+              <a:graphicData uri="http://schemas.openxmlformats.org/drawingml/2006/picture">
+                <pic:pic xmlns:pic="http://schemas.openxmlformats.org/drawingml/2006/picture">
+                  <pic:nvPicPr>
+                    <pic:cNvPr id="643356586" name=""/>
+                    <pic:cNvPicPr/>
+                  </pic:nvPicPr>
+                  <pic:blipFill>
+                    <a:blip r:embed="rId15"/>
+                    <a:stretch>
+                      <a:fillRect/>
+                    </a:stretch>
+                  </pic:blipFill>
+                  <pic:spPr>
+                    <a:xfrm>
+                      <a:off x="0" y="0"/>
+                      <a:ext cx="4915153" cy="971600"/>
+                    </a:xfrm>
+                    <a:prstGeom prst="rect">
+                      <a:avLst/>
+                    </a:prstGeom>
+                  </pic:spPr>
+                </pic:pic>
+              </a:graphicData>
+            </a:graphic>
+          </wp:inline>
+        </w:drawing>
+      </w:r>
+    </w:p>
+    <w:p>
+      <w:pPr>
+        <w:rPr>
+          <w:b/>
+          <w:bCs/>
           <w:color w:val="124F1A" w:themeColor="accent3" w:themeShade="BF"/>
         </w:rPr>
       </w:pPr>
@@ -2380,73 +2636,80 @@
       </w:r>
     </w:p>
     <w:p>
-      <w:r>
-        <w:t>let r = {value: "a"};</w:t>
-      </w:r>
-    </w:p>
-    <w:p>
-      <w:r>
-        <w:t>console.log('r', r);  // {value: "a"}</w:t>
-      </w:r>
-    </w:p>
-    <w:p/>
-    <w:p>
-      <w:r>
+      <w:pPr>
+        <w:rPr>
+          <w:b/>
+          <w:bCs/>
+          <w:color w:val="501549" w:themeColor="accent5" w:themeShade="80"/>
+          <w:sz w:val="28"/>
+          <w:szCs w:val="28"/>
+        </w:rPr>
+      </w:pPr>
+      <w:r>
+        <w:rPr>
+          <w:b/>
+          <w:bCs/>
+          <w:color w:val="501549" w:themeColor="accent5" w:themeShade="80"/>
+          <w:sz w:val="28"/>
+          <w:szCs w:val="28"/>
+        </w:rPr>
         <w:lastRenderedPageBreak/>
-        <w:t>let q = r;</w:t>
-      </w:r>
-    </w:p>
-    <w:p>
-      <w:r>
-        <w:t>console.log('q', q);  // {value: "a"}</w:t>
-      </w:r>
-    </w:p>
-    <w:p/>
-    <w:p>
-      <w:r>
-        <w:t>r.value = "d";</w:t>
-      </w:r>
-    </w:p>
-    <w:p>
-      <w:r>
-        <w:t>console.log('updated r', r);  // {value: "d"}</w:t>
-      </w:r>
-    </w:p>
-    <w:p>
-      <w:r>
-        <w:t>console.log('q after r change', q);  // {value: "d"}</w:t>
-      </w:r>
-    </w:p>
-    <w:p>
-      <w:r>
-        <w:t xml:space="preserve">Now </w:t>
-      </w:r>
-      <w:r>
-        <w:rPr>
-          <w:b/>
-          <w:bCs/>
-        </w:rPr>
-        <w:t xml:space="preserve">q and r </w:t>
-      </w:r>
-      <w:r>
-        <w:t xml:space="preserve">are </w:t>
-      </w:r>
-      <w:r>
-        <w:rPr>
-          <w:b/>
-          <w:bCs/>
-        </w:rPr>
-        <w:t>dependent</w:t>
-      </w:r>
-      <w:r>
-        <w:t xml:space="preserve"> because they </w:t>
-      </w:r>
-      <w:r>
-        <w:rPr>
-          <w:b/>
-          <w:bCs/>
-        </w:rPr>
-        <w:t>both refer to the same object</w:t>
+        <w:drawing>
+          <wp:inline distT="0" distB="0" distL="0" distR="0" wp14:anchorId="670754AB" wp14:editId="19927724">
+            <wp:extent cx="5731510" cy="1514475"/>
+            <wp:effectExtent l="0" t="0" r="2540" b="9525"/>
+            <wp:docPr id="5035409" name="Picture 1"/>
+            <wp:cNvGraphicFramePr>
+              <a:graphicFrameLocks xmlns:a="http://schemas.openxmlformats.org/drawingml/2006/main" noChangeAspect="1"/>
+            </wp:cNvGraphicFramePr>
+            <a:graphic xmlns:a="http://schemas.openxmlformats.org/drawingml/2006/main">
+              <a:graphicData uri="http://schemas.openxmlformats.org/drawingml/2006/picture">
+                <pic:pic xmlns:pic="http://schemas.openxmlformats.org/drawingml/2006/picture">
+                  <pic:nvPicPr>
+                    <pic:cNvPr id="5035409" name=""/>
+                    <pic:cNvPicPr/>
+                  </pic:nvPicPr>
+                  <pic:blipFill>
+                    <a:blip r:embed="rId16"/>
+                    <a:stretch>
+                      <a:fillRect/>
+                    </a:stretch>
+                  </pic:blipFill>
+                  <pic:spPr>
+                    <a:xfrm>
+                      <a:off x="0" y="0"/>
+                      <a:ext cx="5731510" cy="1514475"/>
+                    </a:xfrm>
+                    <a:prstGeom prst="rect">
+                      <a:avLst/>
+                    </a:prstGeom>
+                  </pic:spPr>
+                </pic:pic>
+              </a:graphicData>
+            </a:graphic>
+          </wp:inline>
+        </w:drawing>
+      </w:r>
+    </w:p>
+    <w:p>
+      <w:pPr>
+        <w:rPr>
+          <w:b/>
+          <w:bCs/>
+          <w:color w:val="501549" w:themeColor="accent5" w:themeShade="80"/>
+          <w:sz w:val="28"/>
+          <w:szCs w:val="28"/>
+        </w:rPr>
+      </w:pPr>
+      <w:r>
+        <w:rPr>
+          <w:b/>
+          <w:bCs/>
+          <w:color w:val="501549" w:themeColor="accent5" w:themeShade="80"/>
+          <w:sz w:val="28"/>
+          <w:szCs w:val="28"/>
+        </w:rPr>
+        <w:t>Now q and r are dependent because they both refer to the same object</w:t>
       </w:r>
     </w:p>
     <w:p>
@@ -2729,7 +2992,7 @@
                     <pic:cNvPicPr/>
                   </pic:nvPicPr>
                   <pic:blipFill>
-                    <a:blip r:embed="rId10"/>
+                    <a:blip r:embed="rId17"/>
                     <a:stretch>
                       <a:fillRect/>
                     </a:stretch>
@@ -3325,7 +3588,7 @@
                     <pic:cNvPicPr/>
                   </pic:nvPicPr>
                   <pic:blipFill>
-                    <a:blip r:embed="rId11"/>
+                    <a:blip r:embed="rId18"/>
                     <a:stretch>
                       <a:fillRect/>
                     </a:stretch>
@@ -3528,6 +3791,16 @@
     </w:p>
     <w:p>
       <w:r>
+        <w:t>When you need the index and more control (e.g., skipping, reversing)</w:t>
+      </w:r>
+    </w:p>
+    <w:p>
+      <w:r>
+        <w:t>Arrays (or anything indexable)</w:t>
+      </w:r>
+    </w:p>
+    <w:p>
+      <w:r>
         <w:t xml:space="preserve">Initialize; condition; increment/decrement; </w:t>
       </w:r>
     </w:p>
@@ -3561,7 +3834,7 @@
                     <pic:cNvPicPr/>
                   </pic:nvPicPr>
                   <pic:blipFill>
-                    <a:blip r:embed="rId12"/>
+                    <a:blip r:embed="rId19"/>
                     <a:stretch>
                       <a:fillRect/>
                     </a:stretch>
@@ -3617,7 +3890,7 @@
                     <pic:cNvPicPr/>
                   </pic:nvPicPr>
                   <pic:blipFill>
-                    <a:blip r:embed="rId13"/>
+                    <a:blip r:embed="rId20"/>
                     <a:stretch>
                       <a:fillRect/>
                     </a:stretch>
@@ -3678,22 +3951,79 @@
         </w:rPr>
         <w:t>N</w:t>
       </w:r>
-      <w:r>
+    </w:p>
+    <w:p>
+      <w:r>
+        <w:t xml:space="preserve">Iterating </w:t>
+      </w:r>
+      <w:r>
+        <w:rPr>
+          <w:b/>
+          <w:bCs/>
+        </w:rPr>
+        <w:t>keys</w:t>
+      </w:r>
+      <w:r>
+        <w:t xml:space="preserve"> (property names) of an object</w:t>
+      </w:r>
+    </w:p>
+    <w:p>
+      <w:r>
+        <w:t>Objects, Arrays (but returns keys/indexes as strings)</w:t>
+      </w:r>
+    </w:p>
+    <w:p>
+      <w:pPr>
         <w:rPr>
           <w:b/>
           <w:bCs/>
           <w:color w:val="124F1A" w:themeColor="accent3" w:themeShade="BF"/>
         </w:rPr>
-        <w:t>/For O</w:t>
-      </w:r>
+      </w:pPr>
       <w:r>
         <w:rPr>
           <w:b/>
           <w:bCs/>
           <w:color w:val="124F1A" w:themeColor="accent3" w:themeShade="BF"/>
         </w:rPr>
+        <w:t>For O</w:t>
+      </w:r>
+      <w:r>
+        <w:rPr>
+          <w:b/>
+          <w:bCs/>
+          <w:color w:val="124F1A" w:themeColor="accent3" w:themeShade="BF"/>
+        </w:rPr>
         <w:t>FF</w:t>
       </w:r>
+    </w:p>
+    <w:p>
+      <w:r>
+        <w:t>Iterating values of iterable objects (arrays, strings, etc.).</w:t>
+      </w:r>
+    </w:p>
+    <w:p>
+      <w:r>
+        <w:t>Arrays, Strings, Sets, Maps, etc. (Not plain objects)</w:t>
+      </w:r>
+    </w:p>
+    <w:p>
+      <w:pPr>
+        <w:rPr>
+          <w:b/>
+          <w:bCs/>
+          <w:color w:val="124F1A" w:themeColor="accent3" w:themeShade="BF"/>
+        </w:rPr>
+      </w:pPr>
+    </w:p>
+    <w:p>
+      <w:pPr>
+        <w:rPr>
+          <w:b/>
+          <w:bCs/>
+          <w:color w:val="124F1A" w:themeColor="accent3" w:themeShade="BF"/>
+        </w:rPr>
+      </w:pPr>
     </w:p>
     <w:p>
       <w:pPr>
@@ -3730,7 +4060,7 @@
                     <pic:cNvPicPr/>
                   </pic:nvPicPr>
                   <pic:blipFill>
-                    <a:blip r:embed="rId14"/>
+                    <a:blip r:embed="rId21"/>
                     <a:stretch>
                       <a:fillRect/>
                     </a:stretch>
@@ -3750,6 +4080,42 @@
           </wp:inline>
         </w:drawing>
       </w:r>
+    </w:p>
+    <w:p>
+      <w:pPr>
+        <w:rPr>
+          <w:b/>
+          <w:bCs/>
+          <w:color w:val="124F1A" w:themeColor="accent3" w:themeShade="BF"/>
+        </w:rPr>
+      </w:pPr>
+      <w:r>
+        <w:rPr>
+          <w:b/>
+          <w:bCs/>
+          <w:color w:val="124F1A" w:themeColor="accent3" w:themeShade="BF"/>
+        </w:rPr>
+        <w:t xml:space="preserve">For </w:t>
+      </w:r>
+      <w:r>
+        <w:rPr>
+          <w:b/>
+          <w:bCs/>
+          <w:color w:val="124F1A" w:themeColor="accent3" w:themeShade="BF"/>
+        </w:rPr>
+        <w:t>EACH</w:t>
+      </w:r>
+    </w:p>
+    <w:p>
+      <w:pPr>
+        <w:rPr>
+          <w:b/>
+          <w:bCs/>
+          <w:color w:val="D86DCB" w:themeColor="accent5" w:themeTint="99"/>
+          <w:sz w:val="28"/>
+          <w:szCs w:val="28"/>
+        </w:rPr>
+      </w:pPr>
     </w:p>
     <w:p>
       <w:pPr>
@@ -3945,6 +4311,7 @@
         <w:ind w:firstLine="720"/>
       </w:pPr>
       <w:r>
+        <w:lastRenderedPageBreak/>
         <w:t>let addingNumber = (a,b) =&gt; { return a+b };</w:t>
       </w:r>
     </w:p>
@@ -3955,7 +4322,6 @@
     </w:p>
     <w:p>
       <w:r>
-        <w:lastRenderedPageBreak/>
         <w:t xml:space="preserve"> </w:t>
       </w:r>
       <w:r>
@@ -4172,13 +4538,13 @@
     </w:p>
     <w:p>
       <w:r>
+        <w:lastRenderedPageBreak/>
         <w:t>const vehicles =['car','bus','van','jeep','bike','scooter']</w:t>
       </w:r>
     </w:p>
     <w:p/>
     <w:p>
       <w:r>
-        <w:lastRenderedPageBreak/>
         <w:t>const slice =vehicles.slice(2,3);//Removal --- splice(from which index, how many elements)</w:t>
       </w:r>
     </w:p>
@@ -4272,6 +4638,7 @@
     <w:p/>
     <w:p>
       <w:r>
+        <w:lastRenderedPageBreak/>
         <w:t xml:space="preserve">  const findIndex = vehi.findIndex((val)=&gt;{</w:t>
       </w:r>
     </w:p>
@@ -4282,7 +4649,6 @@
     </w:p>
     <w:p>
       <w:r>
-        <w:lastRenderedPageBreak/>
         <w:t xml:space="preserve">    return val.title == "van";</w:t>
       </w:r>
     </w:p>
@@ -4836,7 +5202,7 @@
                     <pic:cNvPicPr/>
                   </pic:nvPicPr>
                   <pic:blipFill>
-                    <a:blip r:embed="rId15"/>
+                    <a:blip r:embed="rId22"/>
                     <a:stretch>
                       <a:fillRect/>
                     </a:stretch>
@@ -4883,7 +5249,7 @@
                     <pic:cNvPicPr/>
                   </pic:nvPicPr>
                   <pic:blipFill>
-                    <a:blip r:embed="rId16"/>
+                    <a:blip r:embed="rId23"/>
                     <a:stretch>
                       <a:fillRect/>
                     </a:stretch>
@@ -7239,7 +7605,6 @@
   <w:style w:type="character" w:default="1" w:styleId="DefaultParagraphFont">
     <w:name w:val="Default Paragraph Font"/>
     <w:uiPriority w:val="1"/>
-    <w:semiHidden/>
     <w:unhideWhenUsed/>
   </w:style>
   <w:style w:type="table" w:default="1" w:styleId="TableNormal">

--- a/JavaScript/Notes - JAVASCRIPT.docx
+++ b/JavaScript/Notes - JAVASCRIPT.docx
@@ -14,6 +14,8 @@
           <w:szCs w:val="28"/>
         </w:rPr>
       </w:pPr>
+      <w:bookmarkStart w:id="0" w:name="_Hlk197097296"/>
+      <w:bookmarkEnd w:id="0"/>
       <w:r>
         <w:rPr>
           <w:rFonts w:ascii="Segoe UI Emoji" w:hAnsi="Segoe UI Emoji" w:cs="Segoe UI Emoji"/>
@@ -849,7 +851,7 @@
                     <pic:cNvPicPr/>
                   </pic:nvPicPr>
                   <pic:blipFill>
-                    <a:blip r:embed="rId5"/>
+                    <a:blip r:embed="rId6"/>
                     <a:stretch>
                       <a:fillRect/>
                     </a:stretch>
@@ -892,7 +894,7 @@
                     <pic:cNvPicPr/>
                   </pic:nvPicPr>
                   <pic:blipFill>
-                    <a:blip r:embed="rId6"/>
+                    <a:blip r:embed="rId7"/>
                     <a:stretch>
                       <a:fillRect/>
                     </a:stretch>
@@ -921,13 +923,18 @@
     </w:p>
     <w:p>
       <w:r>
-        <w:t xml:space="preserve">      let apple;   // both are not same in javascript </w:t>
+        <w:t xml:space="preserve">      let apple;   </w:t>
       </w:r>
     </w:p>
     <w:p>
       <w:r>
         <w:lastRenderedPageBreak/>
         <w:t xml:space="preserve">      let aPple;</w:t>
+      </w:r>
+    </w:p>
+    <w:p>
+      <w:r>
+        <w:t>// both are not same in javascript</w:t>
       </w:r>
     </w:p>
     <w:p/>
@@ -1271,12 +1278,12 @@
     </w:p>
     <w:p>
       <w:r>
+        <w:lastRenderedPageBreak/>
         <w:t>a = 10;</w:t>
       </w:r>
     </w:p>
     <w:p>
       <w:r>
-        <w:lastRenderedPageBreak/>
         <w:t xml:space="preserve">console.log(a); </w:t>
       </w:r>
       <w:r>
@@ -1623,7 +1630,7 @@
                     <pic:cNvPicPr/>
                   </pic:nvPicPr>
                   <pic:blipFill>
-                    <a:blip r:embed="rId7"/>
+                    <a:blip r:embed="rId8"/>
                     <a:stretch>
                       <a:fillRect/>
                     </a:stretch>
@@ -1732,7 +1739,7 @@
                     <pic:cNvPicPr/>
                   </pic:nvPicPr>
                   <pic:blipFill>
-                    <a:blip r:embed="rId8"/>
+                    <a:blip r:embed="rId9"/>
                     <a:stretch>
                       <a:fillRect/>
                     </a:stretch>
@@ -1842,7 +1849,7 @@
                     <pic:cNvPicPr/>
                   </pic:nvPicPr>
                   <pic:blipFill>
-                    <a:blip r:embed="rId9"/>
+                    <a:blip r:embed="rId10"/>
                     <a:stretch>
                       <a:fillRect/>
                     </a:stretch>
@@ -1972,6 +1979,9 @@
     </w:p>
     <w:p>
       <w:r>
+        <w:rPr>
+          <w:noProof/>
+        </w:rPr>
         <w:lastRenderedPageBreak/>
         <w:drawing>
           <wp:inline distT="0" distB="0" distL="0" distR="0" wp14:anchorId="0985BEE1" wp14:editId="6AF870E9">
@@ -1989,7 +1999,7 @@
                     <pic:cNvPicPr/>
                   </pic:nvPicPr>
                   <pic:blipFill>
-                    <a:blip r:embed="rId10"/>
+                    <a:blip r:embed="rId11"/>
                     <a:stretch>
                       <a:fillRect/>
                     </a:stretch>
@@ -2100,6 +2110,9 @@
     </w:p>
     <w:p>
       <w:r>
+        <w:rPr>
+          <w:noProof/>
+        </w:rPr>
         <w:drawing>
           <wp:inline distT="0" distB="0" distL="0" distR="0" wp14:anchorId="78CDA4B1" wp14:editId="04341C9B">
             <wp:extent cx="4235668" cy="914447"/>
@@ -2116,7 +2129,7 @@
                     <pic:cNvPicPr/>
                   </pic:nvPicPr>
                   <pic:blipFill>
-                    <a:blip r:embed="rId11"/>
+                    <a:blip r:embed="rId12"/>
                     <a:stretch>
                       <a:fillRect/>
                     </a:stretch>
@@ -2175,6 +2188,9 @@
     </w:p>
     <w:p>
       <w:r>
+        <w:rPr>
+          <w:noProof/>
+        </w:rPr>
         <w:drawing>
           <wp:inline distT="0" distB="0" distL="0" distR="0" wp14:anchorId="6750E58C" wp14:editId="258315CF">
             <wp:extent cx="2787793" cy="825542"/>
@@ -2191,7 +2207,7 @@
                     <pic:cNvPicPr/>
                   </pic:nvPicPr>
                   <pic:blipFill>
-                    <a:blip r:embed="rId12"/>
+                    <a:blip r:embed="rId13"/>
                     <a:stretch>
                       <a:fillRect/>
                     </a:stretch>
@@ -2336,6 +2352,9 @@
     </w:p>
     <w:p>
       <w:r>
+        <w:rPr>
+          <w:noProof/>
+        </w:rPr>
         <w:lastRenderedPageBreak/>
         <w:drawing>
           <wp:inline distT="0" distB="0" distL="0" distR="0" wp14:anchorId="2F5C4C6D" wp14:editId="603ED496">
@@ -2353,7 +2372,7 @@
                     <pic:cNvPicPr/>
                   </pic:nvPicPr>
                   <pic:blipFill>
-                    <a:blip r:embed="rId13"/>
+                    <a:blip r:embed="rId14"/>
                     <a:stretch>
                       <a:fillRect/>
                     </a:stretch>
@@ -2439,6 +2458,9 @@
     </w:p>
     <w:p>
       <w:r>
+        <w:rPr>
+          <w:noProof/>
+        </w:rPr>
         <w:drawing>
           <wp:inline distT="0" distB="0" distL="0" distR="0" wp14:anchorId="53DC9847" wp14:editId="6E9E0CA2">
             <wp:extent cx="5731510" cy="3311525"/>
@@ -2455,7 +2477,7 @@
                     <pic:cNvPicPr/>
                   </pic:nvPicPr>
                   <pic:blipFill>
-                    <a:blip r:embed="rId14"/>
+                    <a:blip r:embed="rId15"/>
                     <a:stretch>
                       <a:fillRect/>
                     </a:stretch>
@@ -2521,6 +2543,7 @@
         <w:rPr>
           <w:b/>
           <w:bCs/>
+          <w:noProof/>
           <w:color w:val="153D63" w:themeColor="text2" w:themeTint="E6"/>
         </w:rPr>
         <w:drawing>
@@ -2539,7 +2562,7 @@
                     <pic:cNvPicPr/>
                   </pic:nvPicPr>
                   <pic:blipFill>
-                    <a:blip r:embed="rId15"/>
+                    <a:blip r:embed="rId16"/>
                     <a:stretch>
                       <a:fillRect/>
                     </a:stretch>
@@ -2574,7 +2597,7 @@
           <w:bCs/>
           <w:color w:val="124F1A" w:themeColor="accent3" w:themeShade="BF"/>
         </w:rPr>
-        <w:t>Non-Primitive: OBJECT, ARRAY, FUNCTION</w:t>
+        <w:t>Non-Primitive: OBJECT, ARRAY</w:t>
       </w:r>
     </w:p>
     <w:p>
@@ -2649,6 +2672,7 @@
         <w:rPr>
           <w:b/>
           <w:bCs/>
+          <w:noProof/>
           <w:color w:val="501549" w:themeColor="accent5" w:themeShade="80"/>
           <w:sz w:val="28"/>
           <w:szCs w:val="28"/>
@@ -2670,7 +2694,7 @@
                     <pic:cNvPicPr/>
                   </pic:nvPicPr>
                   <pic:blipFill>
-                    <a:blip r:embed="rId16"/>
+                    <a:blip r:embed="rId17"/>
                     <a:stretch>
                       <a:fillRect/>
                     </a:stretch>
@@ -2713,18 +2737,7 @@
       </w:r>
     </w:p>
     <w:p>
-      <w:pPr>
-        <w:rPr>
-          <w:b/>
-          <w:bCs/>
-          <w:color w:val="501549" w:themeColor="accent5" w:themeShade="80"/>
-          <w:sz w:val="28"/>
-          <w:szCs w:val="28"/>
-        </w:rPr>
-      </w:pPr>
-    </w:p>
-    <w:p>
-      <w:pPr>
+      <w:r>
         <w:rPr>
           <w:b/>
           <w:bCs/>
@@ -2732,7 +2745,8 @@
           <w:sz w:val="28"/>
           <w:szCs w:val="28"/>
         </w:rPr>
-      </w:pPr>
+        <w:t>Objects</w:t>
+      </w:r>
       <w:r>
         <w:rPr>
           <w:b/>
@@ -2741,839 +2755,52 @@
           <w:sz w:val="28"/>
           <w:szCs w:val="28"/>
         </w:rPr>
-        <w:t>Functions</w:t>
-      </w:r>
-      <w:r>
-        <w:rPr>
-          <w:b/>
-          <w:bCs/>
-          <w:color w:val="D86DCB" w:themeColor="accent5" w:themeTint="99"/>
-          <w:sz w:val="28"/>
-          <w:szCs w:val="28"/>
-        </w:rPr>
-        <w:t>?</w:t>
-      </w:r>
-    </w:p>
-    <w:p>
-      <w:r>
-        <w:t xml:space="preserve">functions are the building blocks, </w:t>
-      </w:r>
-      <w:r>
-        <w:rPr>
-          <w:b/>
-          <w:bCs/>
-        </w:rPr>
-        <w:t>reuse code</w:t>
-      </w:r>
-      <w:r>
-        <w:rPr>
-          <w:b/>
-          <w:bCs/>
-        </w:rPr>
-        <w:t>(</w:t>
-      </w:r>
-      <w:r>
-        <w:t>Allow not to repeat the cod</w:t>
-      </w:r>
-      <w:r>
-        <w:t>e)</w:t>
-      </w:r>
-      <w:r>
-        <w:t xml:space="preserve"> and </w:t>
-      </w:r>
-      <w:r>
-        <w:rPr>
-          <w:b/>
-          <w:bCs/>
-        </w:rPr>
-        <w:t>organize logic</w:t>
-      </w:r>
-    </w:p>
-    <w:p>
-      <w:r>
-        <w:t>Function Declaration and Function Expression</w:t>
-      </w:r>
-      <w:r>
-        <w:t>.</w:t>
-      </w:r>
-    </w:p>
-    <w:p>
-      <w:r>
-        <w:t xml:space="preserve">Function Declaration </w:t>
-      </w:r>
-      <w:r>
-        <w:t>follows Hoisting so calling is possible without declaration.</w:t>
-      </w:r>
-    </w:p>
-    <w:p>
-      <w:r>
-        <w:t>Function expression calling is not possible without declaring it.</w:t>
-      </w:r>
-    </w:p>
-    <w:p>
-      <w:pPr>
-        <w:rPr>
-          <w:b/>
-          <w:bCs/>
-          <w:color w:val="124F1A" w:themeColor="accent3" w:themeShade="BF"/>
-        </w:rPr>
-      </w:pPr>
-      <w:r>
-        <w:rPr>
-          <w:b/>
-          <w:bCs/>
-          <w:color w:val="124F1A" w:themeColor="accent3" w:themeShade="BF"/>
-        </w:rPr>
-        <w:t>function declaration</w:t>
-      </w:r>
-    </w:p>
-    <w:p>
-      <w:r>
-        <w:t xml:space="preserve">sum(5, 5); </w:t>
-      </w:r>
-      <w:r>
-        <w:rPr>
-          <w:rFonts w:ascii="Segoe UI Emoji" w:hAnsi="Segoe UI Emoji" w:cs="Segoe UI Emoji"/>
-        </w:rPr>
-        <w:t xml:space="preserve">-- </w:t>
-      </w:r>
-      <w:r>
-        <w:t>Can be called before declaration due to hoisting</w:t>
-      </w:r>
-    </w:p>
-    <w:p>
-      <w:r>
-        <w:t>function sum(a, b) {</w:t>
-      </w:r>
-    </w:p>
-    <w:p>
-      <w:r>
-        <w:t xml:space="preserve">  return a + b;</w:t>
-      </w:r>
-    </w:p>
-    <w:p>
-      <w:r>
-        <w:t>}</w:t>
-      </w:r>
-    </w:p>
-    <w:p>
-      <w:r>
-        <w:t xml:space="preserve">console.log("sum:", sum(5, 5)); -- 10 </w:t>
-      </w:r>
-    </w:p>
-    <w:p>
-      <w:pPr>
-        <w:rPr>
-          <w:b/>
-          <w:bCs/>
-          <w:color w:val="124F1A" w:themeColor="accent3" w:themeShade="BF"/>
-        </w:rPr>
-      </w:pPr>
-      <w:r>
-        <w:rPr>
-          <w:b/>
-          <w:bCs/>
-          <w:color w:val="124F1A" w:themeColor="accent3" w:themeShade="BF"/>
-        </w:rPr>
-        <w:t>Function Expression</w:t>
-      </w:r>
-      <w:r>
-        <w:rPr>
-          <w:b/>
-          <w:bCs/>
-          <w:color w:val="124F1A" w:themeColor="accent3" w:themeShade="BF"/>
-        </w:rPr>
-        <w:t>:</w:t>
-      </w:r>
-    </w:p>
-    <w:p>
-      <w:r>
-        <w:t xml:space="preserve">A function is </w:t>
-      </w:r>
-      <w:r>
-        <w:rPr>
-          <w:b/>
-          <w:bCs/>
-        </w:rPr>
-        <w:t>assigned to a variable</w:t>
-      </w:r>
-      <w:r>
-        <w:t>.</w:t>
-      </w:r>
-    </w:p>
-    <w:p>
-      <w:r>
-        <w:t>let add = function(a, b) {</w:t>
-      </w:r>
-    </w:p>
-    <w:p>
-      <w:r>
-        <w:t xml:space="preserve">  return a + b;</w:t>
-      </w:r>
-    </w:p>
-    <w:p>
-      <w:r>
-        <w:t>};</w:t>
-      </w:r>
-    </w:p>
-    <w:p>
-      <w:r>
-        <w:t>console.log("Addition:", add(5, 10)); -- 15</w:t>
-      </w:r>
-    </w:p>
-    <w:p>
-      <w:r>
-        <w:t>Calling add() before this line would cause an error because hoisting is not supported.</w:t>
-      </w:r>
-    </w:p>
-    <w:p>
-      <w:r>
-        <w:t xml:space="preserve">console.log(add(5, 10)); </w:t>
-      </w:r>
-      <w:r>
-        <w:t>--</w:t>
-      </w:r>
-      <w:r>
-        <w:t xml:space="preserve"> Error: Cannot access 'add' before initialization</w:t>
-      </w:r>
-      <w:r>
-        <w:t>.</w:t>
-      </w:r>
-    </w:p>
-    <w:p>
-      <w:pPr>
-        <w:rPr>
-          <w:rFonts w:ascii="Segoe UI Emoji" w:hAnsi="Segoe UI Emoji" w:cs="Segoe UI Emoji"/>
-          <w:b/>
-          <w:bCs/>
-          <w:color w:val="BF4E14" w:themeColor="accent2" w:themeShade="BF"/>
-        </w:rPr>
-      </w:pPr>
-      <w:r>
-        <w:rPr>
-          <w:b/>
-          <w:bCs/>
-          <w:color w:val="D86DCB" w:themeColor="accent5" w:themeTint="99"/>
-          <w:sz w:val="28"/>
-          <w:szCs w:val="28"/>
-        </w:rPr>
-        <w:lastRenderedPageBreak/>
-        <w:t xml:space="preserve">Arrays </w:t>
-      </w:r>
-      <w:r>
-        <w:rPr>
-          <w:b/>
-          <w:bCs/>
-          <w:color w:val="D86DCB" w:themeColor="accent5" w:themeTint="99"/>
-          <w:sz w:val="28"/>
-          <w:szCs w:val="28"/>
-        </w:rPr>
-        <w:t>?</w:t>
-      </w:r>
-    </w:p>
-    <w:p>
+        <w:t xml:space="preserve"> ?</w:t>
+      </w:r>
+    </w:p>
+    <w:p>
+      <w:r>
+        <w:t>Non primitive datatypes used to store multiple values</w:t>
+      </w:r>
+      <w:r>
+        <w:t xml:space="preserve"> or collection of various datatypes.</w:t>
+      </w:r>
+    </w:p>
+    <w:p>
+      <w:pPr>
+        <w:rPr>
+          <w:b/>
+          <w:bCs/>
+        </w:rPr>
+      </w:pPr>
+      <w:r>
+        <w:rPr>
+          <w:b/>
+          <w:bCs/>
+        </w:rPr>
+        <w:t>An object is a simple data structure used to store and manage data.</w:t>
+      </w:r>
+      <w:r>
+        <w:br/>
+      </w:r>
+      <w:r>
+        <w:t>da</w:t>
+      </w:r>
+      <w:r>
+        <w:t>ta will be stored in the object</w:t>
+      </w:r>
+      <w:r>
+        <w:t xml:space="preserve"> in </w:t>
+      </w:r>
+      <w:r>
+        <w:t xml:space="preserve">Property Format </w:t>
+      </w:r>
       <w:r>
         <w:rPr>
           <w:noProof/>
         </w:rPr>
         <w:drawing>
-          <wp:inline distT="0" distB="0" distL="0" distR="0" wp14:anchorId="6AAFBE32" wp14:editId="627677BF">
-            <wp:extent cx="5731510" cy="1962785"/>
-            <wp:effectExtent l="0" t="0" r="2540" b="0"/>
-            <wp:docPr id="1432481555" name="Picture 1" descr="A rectangular object with numbers and a line&#10;&#10;AI-generated content may be incorrect."/>
-            <wp:cNvGraphicFramePr>
-              <a:graphicFrameLocks xmlns:a="http://schemas.openxmlformats.org/drawingml/2006/main" noChangeAspect="1"/>
-            </wp:cNvGraphicFramePr>
-            <a:graphic xmlns:a="http://schemas.openxmlformats.org/drawingml/2006/main">
-              <a:graphicData uri="http://schemas.openxmlformats.org/drawingml/2006/picture">
-                <pic:pic xmlns:pic="http://schemas.openxmlformats.org/drawingml/2006/picture">
-                  <pic:nvPicPr>
-                    <pic:cNvPr id="1432481555" name="Picture 1" descr="A rectangular object with numbers and a line&#10;&#10;AI-generated content may be incorrect."/>
-                    <pic:cNvPicPr/>
-                  </pic:nvPicPr>
-                  <pic:blipFill>
-                    <a:blip r:embed="rId17"/>
-                    <a:stretch>
-                      <a:fillRect/>
-                    </a:stretch>
-                  </pic:blipFill>
-                  <pic:spPr>
-                    <a:xfrm>
-                      <a:off x="0" y="0"/>
-                      <a:ext cx="5731510" cy="1962785"/>
-                    </a:xfrm>
-                    <a:prstGeom prst="rect">
-                      <a:avLst/>
-                    </a:prstGeom>
-                  </pic:spPr>
-                </pic:pic>
-              </a:graphicData>
-            </a:graphic>
-          </wp:inline>
-        </w:drawing>
-      </w:r>
-    </w:p>
-    <w:p>
-      <w:r>
-        <w:t>// let array1 = [10, 20, 30];</w:t>
-      </w:r>
-    </w:p>
-    <w:p>
-      <w:r>
-        <w:t>// console.log(array1);</w:t>
-      </w:r>
-    </w:p>
-    <w:p/>
-    <w:p>
-      <w:r>
-        <w:t>// //employee</w:t>
-      </w:r>
-    </w:p>
-    <w:p/>
-    <w:p>
-      <w:r>
-        <w:t>// let employee1 = ['Ajay', 35, 7500.99, true];</w:t>
-      </w:r>
-    </w:p>
-    <w:p>
-      <w:r>
-        <w:t>// console.log(employee1);</w:t>
-      </w:r>
-    </w:p>
-    <w:p/>
-    <w:p>
-      <w:r>
-        <w:t>// //length</w:t>
-      </w:r>
-    </w:p>
-    <w:p>
-      <w:r>
-        <w:t>// let personAges = [25, 22, 45, 50];</w:t>
-      </w:r>
-    </w:p>
-    <w:p>
-      <w:r>
-        <w:t>// for (let i = 0; i &lt; personAges.length; i++) {</w:t>
-      </w:r>
-    </w:p>
-    <w:p>
-      <w:r>
-        <w:t>//     if (personAges[i] % 2 == 0) {</w:t>
-      </w:r>
-    </w:p>
-    <w:p>
-      <w:r>
-        <w:t>//         console.log(i, " personAges ---- ", personAges[i]);</w:t>
-      </w:r>
-    </w:p>
-    <w:p>
-      <w:r>
-        <w:t>//     }</w:t>
-      </w:r>
-    </w:p>
-    <w:p>
-      <w:r>
-        <w:t>// }</w:t>
-      </w:r>
-    </w:p>
-    <w:p>
-      <w:r>
-        <w:t>// //modify</w:t>
-      </w:r>
-    </w:p>
-    <w:p>
-      <w:r>
-        <w:t>// personAges[1]=23;</w:t>
-      </w:r>
-    </w:p>
-    <w:p>
-      <w:r>
-        <w:t>// console.log(personAges);</w:t>
-      </w:r>
-    </w:p>
-    <w:p/>
-    <w:p>
-      <w:r>
-        <w:t>// const personAges = [25,22,45,50,45,20,60];</w:t>
-      </w:r>
-    </w:p>
-    <w:p>
-      <w:r>
-        <w:lastRenderedPageBreak/>
-        <w:t>// personAges[5]=55;</w:t>
-      </w:r>
-    </w:p>
-    <w:p/>
-    <w:p>
-      <w:r>
-        <w:t>// console.log(personAges);</w:t>
-      </w:r>
-    </w:p>
-    <w:p/>
-    <w:p>
-      <w:r>
-        <w:t>// personAges = [25,40,32,80];</w:t>
-      </w:r>
-    </w:p>
-    <w:p/>
-    <w:p>
-      <w:r>
-        <w:t>// let items = [250,500];</w:t>
-      </w:r>
-    </w:p>
-    <w:p>
-      <w:r>
-        <w:t>// // ADD REMOVE</w:t>
-      </w:r>
-    </w:p>
-    <w:p>
-      <w:r>
-        <w:t>// items.push(100);</w:t>
-      </w:r>
-    </w:p>
-    <w:p>
-      <w:r>
-        <w:t>// console.log(items);</w:t>
-      </w:r>
-    </w:p>
-    <w:p>
-      <w:r>
-        <w:t>// items.pop();</w:t>
-      </w:r>
-    </w:p>
-    <w:p>
-      <w:r>
-        <w:t>// console.log(items);</w:t>
-      </w:r>
-    </w:p>
-    <w:p>
-      <w:r>
-        <w:t>// items.unshift(120);</w:t>
-      </w:r>
-    </w:p>
-    <w:p>
-      <w:r>
-        <w:t>// console.log(items);</w:t>
-      </w:r>
-    </w:p>
-    <w:p>
-      <w:r>
-        <w:t>// items.shift();</w:t>
-      </w:r>
-    </w:p>
-    <w:p>
-      <w:r>
-        <w:t>// console.log(items);</w:t>
-      </w:r>
-    </w:p>
-    <w:p/>
-    <w:p/>
-    <w:p>
-      <w:r>
-        <w:t>// let arrayA = [250,500];</w:t>
-      </w:r>
-    </w:p>
-    <w:p>
-      <w:r>
-        <w:t>// let arrayB = [150,500];</w:t>
-      </w:r>
-    </w:p>
-    <w:p/>
-    <w:p>
-      <w:r>
-        <w:t>// arrayA= arrayA.concat(arrayB);</w:t>
-      </w:r>
-    </w:p>
-    <w:p>
-      <w:r>
-        <w:t>// console.log(arrayA);</w:t>
-      </w:r>
-    </w:p>
-    <w:p/>
-    <w:p>
-      <w:r>
-        <w:t>// arrayA.sort();</w:t>
-      </w:r>
-    </w:p>
-    <w:p>
-      <w:r>
-        <w:t>// console.log(arrayA);</w:t>
-      </w:r>
-    </w:p>
-    <w:p>
-      <w:r>
-        <w:t>// arrayA.reverse();</w:t>
-      </w:r>
-    </w:p>
-    <w:p>
-      <w:r>
-        <w:t>// console.log(arrayA);</w:t>
-      </w:r>
-    </w:p>
-    <w:p/>
-    <w:p>
-      <w:r>
-        <w:t>// console.log(arrayA.toString());</w:t>
-      </w:r>
-    </w:p>
-    <w:p>
-      <w:r>
-        <w:t>// console.log(arrayA);</w:t>
-      </w:r>
-    </w:p>
-    <w:p/>
-    <w:p>
-      <w:r>
-        <w:t>// let firstArray = [10,20,30,40,50,10,20,30,10,50,90];</w:t>
-      </w:r>
-    </w:p>
-    <w:p/>
-    <w:p>
-      <w:r>
-        <w:t>// //sub array from firstArray</w:t>
-      </w:r>
-    </w:p>
-    <w:p/>
-    <w:p>
-      <w:r>
-        <w:t xml:space="preserve">// console.log(firstArray.slice(3,6)); // </w:t>
-      </w:r>
-    </w:p>
-    <w:p>
-      <w:r>
-        <w:t>// let firstSubArray = firstArray.slice(3,6);</w:t>
-      </w:r>
-    </w:p>
-    <w:p>
-      <w:r>
-        <w:t>// console.log(firstArray);</w:t>
-      </w:r>
-    </w:p>
-    <w:p/>
-    <w:p>
-      <w:r>
-        <w:t>// // indexOf</w:t>
-      </w:r>
-    </w:p>
-    <w:p>
-      <w:r>
-        <w:t>// console.log("index of -------",firstArray.indexOf(10)); // 0</w:t>
-      </w:r>
-    </w:p>
-    <w:p>
-      <w:r>
-        <w:t>// console.log("index of -------",firstArray.lastIndexOf(10)); // 8</w:t>
-      </w:r>
-    </w:p>
-    <w:p/>
-    <w:p>
-      <w:r>
-        <w:t>function show(element){</w:t>
-      </w:r>
-    </w:p>
-    <w:p>
-      <w:r>
-        <w:t xml:space="preserve">    console.log(element);</w:t>
-      </w:r>
-    </w:p>
-    <w:p>
-      <w:r>
-        <w:t>}</w:t>
-      </w:r>
-    </w:p>
-    <w:p/>
-    <w:p>
-      <w:r>
-        <w:t>function doSomething(){</w:t>
-      </w:r>
-    </w:p>
-    <w:p>
-      <w:r>
-        <w:t xml:space="preserve">   var printArray = [10,20,30,40,50,10,20,30,10,50,90];</w:t>
-      </w:r>
-    </w:p>
-    <w:p>
-      <w:r>
-        <w:t>//    printArray.forEach(show);</w:t>
-      </w:r>
-    </w:p>
-    <w:p>
-      <w:r>
-        <w:t xml:space="preserve">   printArray.forEach((element) =&gt; {</w:t>
-      </w:r>
-    </w:p>
-    <w:p>
-      <w:r>
-        <w:t xml:space="preserve">    console.log(element);</w:t>
-      </w:r>
-    </w:p>
-    <w:p>
-      <w:r>
-        <w:t xml:space="preserve">   })</w:t>
-      </w:r>
-    </w:p>
-    <w:p>
-      <w:r>
-        <w:t>}</w:t>
-      </w:r>
-    </w:p>
-    <w:p>
-      <w:r>
-        <w:t>//doSomething();</w:t>
-      </w:r>
-    </w:p>
-    <w:p/>
-    <w:p/>
-    <w:p>
-      <w:r>
-        <w:t>var numbers = [10,20,30,40,50,60];</w:t>
-      </w:r>
-    </w:p>
-    <w:p/>
-    <w:p>
-      <w:r>
-        <w:t xml:space="preserve">// add + 2 to all </w:t>
-      </w:r>
-    </w:p>
-    <w:p/>
-    <w:p>
-      <w:r>
-        <w:t>// numbers.map(function(num){</w:t>
-      </w:r>
-    </w:p>
-    <w:p>
-      <w:r>
-        <w:t>//   num = num+2;</w:t>
-      </w:r>
-    </w:p>
-    <w:p>
-      <w:r>
-        <w:t>// });</w:t>
-      </w:r>
-    </w:p>
-    <w:p>
-      <w:r>
-        <w:t>// var result = numbers.map((num) =&gt; num+2);</w:t>
-      </w:r>
-    </w:p>
-    <w:p>
-      <w:r>
-        <w:t>// console.log(result);</w:t>
-      </w:r>
-    </w:p>
-    <w:p/>
-    <w:p>
-      <w:r>
-        <w:t>// var result1= numbers.reduce((a,b) =&gt; a+b);</w:t>
-      </w:r>
-    </w:p>
-    <w:p>
-      <w:r>
-        <w:t>// console.log(result1);</w:t>
-      </w:r>
-    </w:p>
-    <w:p/>
-    <w:p>
-      <w:r>
-        <w:t>// var result2 = numbers.filter(num =&gt; num&gt;35);</w:t>
-      </w:r>
-    </w:p>
-    <w:p>
-      <w:r>
-        <w:t>// console.log(result2);</w:t>
-      </w:r>
-    </w:p>
-    <w:p/>
-    <w:p>
-      <w:r>
-        <w:t xml:space="preserve">//Adding elements 1,2,3 from 0 index </w:t>
-      </w:r>
-    </w:p>
-    <w:p>
-      <w:r>
-        <w:t xml:space="preserve">//= 1 2 3 10 20 30 40 50 </w:t>
-      </w:r>
-    </w:p>
-    <w:p/>
-    <w:p>
-      <w:r>
-        <w:t>numbers.splice(0,0,1,2,3);</w:t>
-      </w:r>
-    </w:p>
-    <w:p/>
-    <w:p>
-      <w:r>
-        <w:t>console.log(numbers);</w:t>
-      </w:r>
-    </w:p>
-    <w:p/>
-    <w:p>
-      <w:r>
-        <w:t xml:space="preserve">// 30 40  </w:t>
-      </w:r>
-    </w:p>
-    <w:p>
-      <w:r>
-        <w:t>numbers.splice(5,2);</w:t>
-      </w:r>
-    </w:p>
-    <w:p>
-      <w:r>
-        <w:t>console.log(numbers);</w:t>
-      </w:r>
-    </w:p>
-    <w:p/>
-    <w:p>
-      <w:r>
-        <w:t xml:space="preserve">        let a = 10;</w:t>
-      </w:r>
-    </w:p>
-    <w:p>
-      <w:r>
-        <w:tab/>
-      </w:r>
-      <w:r>
-        <w:tab/>
-        <w:t>let b = true;</w:t>
-      </w:r>
-    </w:p>
-    <w:p>
-      <w:r>
-        <w:tab/>
-      </w:r>
-      <w:r>
-        <w:tab/>
-        <w:t>let c = 'Apple';</w:t>
-      </w:r>
-    </w:p>
-    <w:p>
-      <w:r>
-        <w:tab/>
-      </w:r>
-      <w:r>
-        <w:tab/>
-        <w:t xml:space="preserve">let array1 = [a,b,c] // array packing </w:t>
-      </w:r>
-    </w:p>
-    <w:p>
-      <w:r>
-        <w:tab/>
-      </w:r>
-      <w:r>
-        <w:tab/>
-        <w:t>array1[0];</w:t>
-      </w:r>
-    </w:p>
-    <w:p>
-      <w:r>
-        <w:tab/>
-      </w:r>
-      <w:r>
-        <w:tab/>
-        <w:t xml:space="preserve">//unpacking </w:t>
-      </w:r>
-    </w:p>
-    <w:p>
-      <w:r>
-        <w:tab/>
-      </w:r>
-      <w:r>
-        <w:tab/>
-        <w:t>var x , y , z;</w:t>
-      </w:r>
-    </w:p>
-    <w:p>
-      <w:r>
-        <w:tab/>
-      </w:r>
-      <w:r>
-        <w:tab/>
-        <w:t>[x,y,z]= array1;</w:t>
-      </w:r>
-    </w:p>
-    <w:p>
-      <w:r>
-        <w:t xml:space="preserve">        console.log(x);</w:t>
-      </w:r>
-    </w:p>
-    <w:p>
-      <w:r>
-        <w:t xml:space="preserve">        console.log(y);</w:t>
-      </w:r>
-    </w:p>
-    <w:p>
-      <w:r>
-        <w:t xml:space="preserve">        console.log(z);</w:t>
-      </w:r>
-    </w:p>
-    <w:p>
-      <w:r>
-        <w:t xml:space="preserve">        console.log(array1);</w:t>
-      </w:r>
-    </w:p>
-    <w:p>
-      <w:pPr>
-        <w:rPr>
-          <w:b/>
-          <w:bCs/>
-          <w:color w:val="501549" w:themeColor="accent5" w:themeShade="80"/>
-          <w:sz w:val="28"/>
-          <w:szCs w:val="28"/>
-        </w:rPr>
-      </w:pPr>
-      <w:r>
-        <w:rPr>
-          <w:b/>
-          <w:bCs/>
-          <w:color w:val="D86DCB" w:themeColor="accent5" w:themeTint="99"/>
-          <w:sz w:val="28"/>
-          <w:szCs w:val="28"/>
-        </w:rPr>
-        <w:t>Objects</w:t>
-      </w:r>
-      <w:r>
-        <w:rPr>
-          <w:b/>
-          <w:bCs/>
-          <w:color w:val="501549" w:themeColor="accent5" w:themeShade="80"/>
-          <w:sz w:val="28"/>
-          <w:szCs w:val="28"/>
-        </w:rPr>
-        <w:t xml:space="preserve"> </w:t>
-      </w:r>
-      <w:r>
-        <w:rPr>
-          <w:b/>
-          <w:bCs/>
-          <w:color w:val="501549" w:themeColor="accent5" w:themeShade="80"/>
-          <w:sz w:val="28"/>
-          <w:szCs w:val="28"/>
-        </w:rPr>
-        <w:t>?</w:t>
-      </w:r>
-    </w:p>
-    <w:p>
-      <w:r>
-        <w:rPr>
-          <w:b/>
-          <w:bCs/>
-        </w:rPr>
-        <w:t>An object is a simple data structure used to store and manage data.</w:t>
-      </w:r>
-      <w:r>
-        <w:br/>
-      </w:r>
-      <w:r>
-        <w:t>Property Format data will be stored in the object.</w:t>
-      </w:r>
-    </w:p>
-    <w:p>
-      <w:r>
-        <w:rPr>
-          <w:noProof/>
-        </w:rPr>
-        <w:drawing>
-          <wp:inline distT="0" distB="0" distL="0" distR="0" wp14:anchorId="35CCB9AA" wp14:editId="5FAA79CA">
+          <wp:inline distT="0" distB="0" distL="0" distR="0" wp14:anchorId="7FF52CDF" wp14:editId="7904D691">
             <wp:extent cx="5731510" cy="3178175"/>
             <wp:effectExtent l="0" t="0" r="2540" b="3175"/>
             <wp:docPr id="1845585235" name="Picture 1"/>
@@ -3649,28 +2876,63 @@
           <w:b/>
           <w:bCs/>
         </w:rPr>
+        <w:t>Values</w:t>
+      </w:r>
+      <w:r>
+        <w:t xml:space="preserve"> can be any data type — numbers, strings, arrays, functions, or even other objects.</w:t>
+      </w:r>
+    </w:p>
+    <w:p>
+      <w:r>
+        <w:t>ways to declare object?</w:t>
+      </w:r>
+    </w:p>
+    <w:p>
+      <w:pPr>
+        <w:ind w:firstLine="720"/>
+      </w:pPr>
+      <w:r>
+        <w:t>let user = new object(); //object constructor syntax</w:t>
+      </w:r>
+    </w:p>
+    <w:p>
+      <w:pPr>
+        <w:ind w:firstLine="720"/>
+      </w:pPr>
+      <w:r>
+        <w:t>let user = {} //literal notation</w:t>
+      </w:r>
+    </w:p>
+    <w:p>
+      <w:pPr>
+        <w:ind w:firstLine="720"/>
+      </w:pPr>
+      <w:r>
+        <w:t xml:space="preserve">Example of </w:t>
+      </w:r>
+      <w:r>
+        <w:rPr>
+          <w:b/>
+          <w:bCs/>
+        </w:rPr>
+        <w:t>LITERAL NOTATION</w:t>
+      </w:r>
+    </w:p>
+    <w:p>
+      <w:pPr>
+        <w:ind w:left="720" w:firstLine="720"/>
+      </w:pPr>
+      <w:r>
+        <w:t>let user = {</w:t>
+      </w:r>
+    </w:p>
+    <w:p>
+      <w:pPr>
+        <w:ind w:left="1440" w:firstLine="720"/>
+      </w:pPr>
+      <w:r>
         <w:lastRenderedPageBreak/>
-        <w:t>Values</w:t>
-      </w:r>
-      <w:r>
-        <w:t xml:space="preserve"> can be any data type — numbers, strings, arrays, functions, or even other objects.</w:t>
-      </w:r>
-    </w:p>
-    <w:p>
-      <w:r>
-        <w:rPr>
-          <w:b/>
-          <w:bCs/>
-        </w:rPr>
-        <w:t>LITERAL NOTATION</w:t>
-      </w:r>
-    </w:p>
-    <w:p>
-      <w:pPr>
-        <w:ind w:left="720" w:firstLine="720"/>
-      </w:pPr>
-      <w:r>
-        <w:t>let user = {</w:t>
+        <w:t>"name" : "rakesh",</w:t>
       </w:r>
     </w:p>
     <w:p>
@@ -3678,36 +2940,21 @@
         <w:ind w:left="1440" w:firstLine="720"/>
       </w:pPr>
       <w:r>
-        <w:t>"name" : "rakesh",</w:t>
-      </w:r>
-    </w:p>
-    <w:p>
-      <w:pPr>
-        <w:ind w:left="1440" w:firstLine="720"/>
-      </w:pPr>
-      <w:r>
         <w:t>age : 32</w:t>
       </w:r>
       <w:r>
-        <w:t>s</w:t>
-      </w:r>
-      <w:r>
-        <w:t xml:space="preserve"> </w:t>
+        <w:t xml:space="preserve">s </w:t>
       </w:r>
       <w:r>
         <w:t>};</w:t>
       </w:r>
     </w:p>
-    <w:p/>
     <w:p>
       <w:r>
         <w:t xml:space="preserve">To </w:t>
       </w:r>
       <w:r>
-        <w:t xml:space="preserve">access the object </w:t>
-      </w:r>
-      <w:r>
-        <w:t>properties,</w:t>
+        <w:t>access the object properties,</w:t>
       </w:r>
       <w:r>
         <w:t xml:space="preserve"> we have</w:t>
@@ -3722,10 +2969,7 @@
         <w:t>dot) notation</w:t>
       </w:r>
       <w:r>
-        <w:t xml:space="preserve"> and </w:t>
-      </w:r>
-      <w:r>
-        <w:t>([]</w:t>
+        <w:t xml:space="preserve"> and ([]</w:t>
       </w:r>
       <w:r>
         <w:t>square</w:t>
@@ -3740,7 +2984,17 @@
         <w:t>.</w:t>
       </w:r>
     </w:p>
-    <w:p/>
+    <w:p>
+      <w:pPr>
+        <w:rPr>
+          <w:b/>
+          <w:bCs/>
+          <w:color w:val="501549" w:themeColor="accent5" w:themeShade="80"/>
+          <w:sz w:val="28"/>
+          <w:szCs w:val="28"/>
+        </w:rPr>
+      </w:pPr>
+    </w:p>
     <w:p>
       <w:pPr>
         <w:rPr>
@@ -3759,7 +3013,7 @@
           <w:sz w:val="28"/>
           <w:szCs w:val="28"/>
         </w:rPr>
-        <w:t>Conditional Statements and Loops</w:t>
+        <w:t xml:space="preserve">Arrays </w:t>
       </w:r>
       <w:r>
         <w:rPr>
@@ -3773,6 +3027,435 @@
       </w:r>
     </w:p>
     <w:p>
+      <w:r>
+        <w:t>Non primitive datatypes</w:t>
+      </w:r>
+      <w:r>
+        <w:t xml:space="preserve"> used to store multiple values.</w:t>
+      </w:r>
+    </w:p>
+    <w:p>
+      <w:r>
+        <w:rPr>
+          <w:noProof/>
+        </w:rPr>
+        <w:drawing>
+          <wp:inline distT="0" distB="0" distL="0" distR="0" wp14:anchorId="6AAFBE32" wp14:editId="627677BF">
+            <wp:extent cx="5731510" cy="1962785"/>
+            <wp:effectExtent l="0" t="0" r="2540" b="0"/>
+            <wp:docPr id="1432481555" name="Picture 1" descr="A rectangular object with numbers and a line&#10;&#10;AI-generated content may be incorrect."/>
+            <wp:cNvGraphicFramePr>
+              <a:graphicFrameLocks xmlns:a="http://schemas.openxmlformats.org/drawingml/2006/main" noChangeAspect="1"/>
+            </wp:cNvGraphicFramePr>
+            <a:graphic xmlns:a="http://schemas.openxmlformats.org/drawingml/2006/main">
+              <a:graphicData uri="http://schemas.openxmlformats.org/drawingml/2006/picture">
+                <pic:pic xmlns:pic="http://schemas.openxmlformats.org/drawingml/2006/picture">
+                  <pic:nvPicPr>
+                    <pic:cNvPr id="1432481555" name="Picture 1" descr="A rectangular object with numbers and a line&#10;&#10;AI-generated content may be incorrect."/>
+                    <pic:cNvPicPr/>
+                  </pic:nvPicPr>
+                  <pic:blipFill>
+                    <a:blip r:embed="rId19"/>
+                    <a:stretch>
+                      <a:fillRect/>
+                    </a:stretch>
+                  </pic:blipFill>
+                  <pic:spPr>
+                    <a:xfrm>
+                      <a:off x="0" y="0"/>
+                      <a:ext cx="5731510" cy="1962785"/>
+                    </a:xfrm>
+                    <a:prstGeom prst="rect">
+                      <a:avLst/>
+                    </a:prstGeom>
+                  </pic:spPr>
+                </pic:pic>
+              </a:graphicData>
+            </a:graphic>
+          </wp:inline>
+        </w:drawing>
+      </w:r>
+    </w:p>
+    <w:p>
+      <w:r>
+        <w:drawing>
+          <wp:inline distT="0" distB="0" distL="0" distR="0" wp14:anchorId="0AF7BC48" wp14:editId="20307EEB">
+            <wp:extent cx="5731510" cy="2897505"/>
+            <wp:effectExtent l="0" t="0" r="2540" b="0"/>
+            <wp:docPr id="1676788042" name="Picture 1"/>
+            <wp:cNvGraphicFramePr>
+              <a:graphicFrameLocks xmlns:a="http://schemas.openxmlformats.org/drawingml/2006/main" noChangeAspect="1"/>
+            </wp:cNvGraphicFramePr>
+            <a:graphic xmlns:a="http://schemas.openxmlformats.org/drawingml/2006/main">
+              <a:graphicData uri="http://schemas.openxmlformats.org/drawingml/2006/picture">
+                <pic:pic xmlns:pic="http://schemas.openxmlformats.org/drawingml/2006/picture">
+                  <pic:nvPicPr>
+                    <pic:cNvPr id="1676788042" name=""/>
+                    <pic:cNvPicPr/>
+                  </pic:nvPicPr>
+                  <pic:blipFill>
+                    <a:blip r:embed="rId20"/>
+                    <a:stretch>
+                      <a:fillRect/>
+                    </a:stretch>
+                  </pic:blipFill>
+                  <pic:spPr>
+                    <a:xfrm>
+                      <a:off x="0" y="0"/>
+                      <a:ext cx="5731510" cy="2897505"/>
+                    </a:xfrm>
+                    <a:prstGeom prst="rect">
+                      <a:avLst/>
+                    </a:prstGeom>
+                  </pic:spPr>
+                </pic:pic>
+              </a:graphicData>
+            </a:graphic>
+          </wp:inline>
+        </w:drawing>
+      </w:r>
+    </w:p>
+    <w:p>
+      <w:r>
+        <w:lastRenderedPageBreak/>
+        <w:drawing>
+          <wp:inline distT="0" distB="0" distL="0" distR="0" wp14:anchorId="19E013DA" wp14:editId="3D6C1796">
+            <wp:extent cx="5731510" cy="3445510"/>
+            <wp:effectExtent l="0" t="0" r="2540" b="2540"/>
+            <wp:docPr id="1435348945" name="Picture 1"/>
+            <wp:cNvGraphicFramePr>
+              <a:graphicFrameLocks xmlns:a="http://schemas.openxmlformats.org/drawingml/2006/main" noChangeAspect="1"/>
+            </wp:cNvGraphicFramePr>
+            <a:graphic xmlns:a="http://schemas.openxmlformats.org/drawingml/2006/main">
+              <a:graphicData uri="http://schemas.openxmlformats.org/drawingml/2006/picture">
+                <pic:pic xmlns:pic="http://schemas.openxmlformats.org/drawingml/2006/picture">
+                  <pic:nvPicPr>
+                    <pic:cNvPr id="1435348945" name=""/>
+                    <pic:cNvPicPr/>
+                  </pic:nvPicPr>
+                  <pic:blipFill>
+                    <a:blip r:embed="rId21"/>
+                    <a:stretch>
+                      <a:fillRect/>
+                    </a:stretch>
+                  </pic:blipFill>
+                  <pic:spPr>
+                    <a:xfrm>
+                      <a:off x="0" y="0"/>
+                      <a:ext cx="5731510" cy="3445510"/>
+                    </a:xfrm>
+                    <a:prstGeom prst="rect">
+                      <a:avLst/>
+                    </a:prstGeom>
+                  </pic:spPr>
+                </pic:pic>
+              </a:graphicData>
+            </a:graphic>
+          </wp:inline>
+        </w:drawing>
+      </w:r>
+    </w:p>
+    <w:p>
+      <w:r>
+        <w:drawing>
+          <wp:inline distT="0" distB="0" distL="0" distR="0" wp14:anchorId="652C86B2" wp14:editId="78385325">
+            <wp:extent cx="4635738" cy="3130711"/>
+            <wp:effectExtent l="0" t="0" r="0" b="0"/>
+            <wp:docPr id="71961824" name="Picture 1"/>
+            <wp:cNvGraphicFramePr>
+              <a:graphicFrameLocks xmlns:a="http://schemas.openxmlformats.org/drawingml/2006/main" noChangeAspect="1"/>
+            </wp:cNvGraphicFramePr>
+            <a:graphic xmlns:a="http://schemas.openxmlformats.org/drawingml/2006/main">
+              <a:graphicData uri="http://schemas.openxmlformats.org/drawingml/2006/picture">
+                <pic:pic xmlns:pic="http://schemas.openxmlformats.org/drawingml/2006/picture">
+                  <pic:nvPicPr>
+                    <pic:cNvPr id="71961824" name=""/>
+                    <pic:cNvPicPr/>
+                  </pic:nvPicPr>
+                  <pic:blipFill>
+                    <a:blip r:embed="rId22"/>
+                    <a:stretch>
+                      <a:fillRect/>
+                    </a:stretch>
+                  </pic:blipFill>
+                  <pic:spPr>
+                    <a:xfrm>
+                      <a:off x="0" y="0"/>
+                      <a:ext cx="4635738" cy="3130711"/>
+                    </a:xfrm>
+                    <a:prstGeom prst="rect">
+                      <a:avLst/>
+                    </a:prstGeom>
+                  </pic:spPr>
+                </pic:pic>
+              </a:graphicData>
+            </a:graphic>
+          </wp:inline>
+        </w:drawing>
+      </w:r>
+    </w:p>
+    <w:p>
+      <w:r>
+        <w:lastRenderedPageBreak/>
+        <w:drawing>
+          <wp:inline distT="0" distB="0" distL="0" distR="0" wp14:anchorId="5CBAA1E5" wp14:editId="1AB56C71">
+            <wp:extent cx="5731510" cy="4275455"/>
+            <wp:effectExtent l="0" t="0" r="2540" b="0"/>
+            <wp:docPr id="1220247875" name="Picture 1"/>
+            <wp:cNvGraphicFramePr>
+              <a:graphicFrameLocks xmlns:a="http://schemas.openxmlformats.org/drawingml/2006/main" noChangeAspect="1"/>
+            </wp:cNvGraphicFramePr>
+            <a:graphic xmlns:a="http://schemas.openxmlformats.org/drawingml/2006/main">
+              <a:graphicData uri="http://schemas.openxmlformats.org/drawingml/2006/picture">
+                <pic:pic xmlns:pic="http://schemas.openxmlformats.org/drawingml/2006/picture">
+                  <pic:nvPicPr>
+                    <pic:cNvPr id="1220247875" name=""/>
+                    <pic:cNvPicPr/>
+                  </pic:nvPicPr>
+                  <pic:blipFill>
+                    <a:blip r:embed="rId23"/>
+                    <a:stretch>
+                      <a:fillRect/>
+                    </a:stretch>
+                  </pic:blipFill>
+                  <pic:spPr>
+                    <a:xfrm>
+                      <a:off x="0" y="0"/>
+                      <a:ext cx="5731510" cy="4275455"/>
+                    </a:xfrm>
+                    <a:prstGeom prst="rect">
+                      <a:avLst/>
+                    </a:prstGeom>
+                  </pic:spPr>
+                </pic:pic>
+              </a:graphicData>
+            </a:graphic>
+          </wp:inline>
+        </w:drawing>
+      </w:r>
+    </w:p>
+    <w:p>
+      <w:r>
+        <w:drawing>
+          <wp:inline distT="0" distB="0" distL="0" distR="0" wp14:anchorId="00616B69" wp14:editId="1CC22ECD">
+            <wp:extent cx="5731510" cy="3767455"/>
+            <wp:effectExtent l="0" t="0" r="2540" b="4445"/>
+            <wp:docPr id="961049775" name="Picture 1"/>
+            <wp:cNvGraphicFramePr>
+              <a:graphicFrameLocks xmlns:a="http://schemas.openxmlformats.org/drawingml/2006/main" noChangeAspect="1"/>
+            </wp:cNvGraphicFramePr>
+            <a:graphic xmlns:a="http://schemas.openxmlformats.org/drawingml/2006/main">
+              <a:graphicData uri="http://schemas.openxmlformats.org/drawingml/2006/picture">
+                <pic:pic xmlns:pic="http://schemas.openxmlformats.org/drawingml/2006/picture">
+                  <pic:nvPicPr>
+                    <pic:cNvPr id="961049775" name=""/>
+                    <pic:cNvPicPr/>
+                  </pic:nvPicPr>
+                  <pic:blipFill>
+                    <a:blip r:embed="rId24"/>
+                    <a:stretch>
+                      <a:fillRect/>
+                    </a:stretch>
+                  </pic:blipFill>
+                  <pic:spPr>
+                    <a:xfrm>
+                      <a:off x="0" y="0"/>
+                      <a:ext cx="5731510" cy="3767455"/>
+                    </a:xfrm>
+                    <a:prstGeom prst="rect">
+                      <a:avLst/>
+                    </a:prstGeom>
+                  </pic:spPr>
+                </pic:pic>
+              </a:graphicData>
+            </a:graphic>
+          </wp:inline>
+        </w:drawing>
+      </w:r>
+    </w:p>
+    <w:p>
+      <w:r>
+        <w:lastRenderedPageBreak/>
+        <w:drawing>
+          <wp:inline distT="0" distB="0" distL="0" distR="0" wp14:anchorId="643B03C3" wp14:editId="6E8DC2EC">
+            <wp:extent cx="5731510" cy="3235960"/>
+            <wp:effectExtent l="0" t="0" r="2540" b="2540"/>
+            <wp:docPr id="1704204883" name="Picture 1"/>
+            <wp:cNvGraphicFramePr>
+              <a:graphicFrameLocks xmlns:a="http://schemas.openxmlformats.org/drawingml/2006/main" noChangeAspect="1"/>
+            </wp:cNvGraphicFramePr>
+            <a:graphic xmlns:a="http://schemas.openxmlformats.org/drawingml/2006/main">
+              <a:graphicData uri="http://schemas.openxmlformats.org/drawingml/2006/picture">
+                <pic:pic xmlns:pic="http://schemas.openxmlformats.org/drawingml/2006/picture">
+                  <pic:nvPicPr>
+                    <pic:cNvPr id="1704204883" name=""/>
+                    <pic:cNvPicPr/>
+                  </pic:nvPicPr>
+                  <pic:blipFill>
+                    <a:blip r:embed="rId25"/>
+                    <a:stretch>
+                      <a:fillRect/>
+                    </a:stretch>
+                  </pic:blipFill>
+                  <pic:spPr>
+                    <a:xfrm>
+                      <a:off x="0" y="0"/>
+                      <a:ext cx="5731510" cy="3235960"/>
+                    </a:xfrm>
+                    <a:prstGeom prst="rect">
+                      <a:avLst/>
+                    </a:prstGeom>
+                  </pic:spPr>
+                </pic:pic>
+              </a:graphicData>
+            </a:graphic>
+          </wp:inline>
+        </w:drawing>
+      </w:r>
+    </w:p>
+    <w:p>
+      <w:r>
+        <w:drawing>
+          <wp:inline distT="0" distB="0" distL="0" distR="0" wp14:anchorId="6681BAA2" wp14:editId="2A743168">
+            <wp:extent cx="5731510" cy="3656965"/>
+            <wp:effectExtent l="0" t="0" r="2540" b="635"/>
+            <wp:docPr id="578903473" name="Picture 1"/>
+            <wp:cNvGraphicFramePr>
+              <a:graphicFrameLocks xmlns:a="http://schemas.openxmlformats.org/drawingml/2006/main" noChangeAspect="1"/>
+            </wp:cNvGraphicFramePr>
+            <a:graphic xmlns:a="http://schemas.openxmlformats.org/drawingml/2006/main">
+              <a:graphicData uri="http://schemas.openxmlformats.org/drawingml/2006/picture">
+                <pic:pic xmlns:pic="http://schemas.openxmlformats.org/drawingml/2006/picture">
+                  <pic:nvPicPr>
+                    <pic:cNvPr id="578903473" name=""/>
+                    <pic:cNvPicPr/>
+                  </pic:nvPicPr>
+                  <pic:blipFill>
+                    <a:blip r:embed="rId26"/>
+                    <a:stretch>
+                      <a:fillRect/>
+                    </a:stretch>
+                  </pic:blipFill>
+                  <pic:spPr>
+                    <a:xfrm>
+                      <a:off x="0" y="0"/>
+                      <a:ext cx="5731510" cy="3656965"/>
+                    </a:xfrm>
+                    <a:prstGeom prst="rect">
+                      <a:avLst/>
+                    </a:prstGeom>
+                  </pic:spPr>
+                </pic:pic>
+              </a:graphicData>
+            </a:graphic>
+          </wp:inline>
+        </w:drawing>
+      </w:r>
+    </w:p>
+    <w:p>
+      <w:r>
+        <w:lastRenderedPageBreak/>
+        <w:drawing>
+          <wp:inline distT="0" distB="0" distL="0" distR="0" wp14:anchorId="32F24561" wp14:editId="06F17C42">
+            <wp:extent cx="5731510" cy="4259580"/>
+            <wp:effectExtent l="0" t="0" r="2540" b="7620"/>
+            <wp:docPr id="1374899875" name="Picture 1"/>
+            <wp:cNvGraphicFramePr>
+              <a:graphicFrameLocks xmlns:a="http://schemas.openxmlformats.org/drawingml/2006/main" noChangeAspect="1"/>
+            </wp:cNvGraphicFramePr>
+            <a:graphic xmlns:a="http://schemas.openxmlformats.org/drawingml/2006/main">
+              <a:graphicData uri="http://schemas.openxmlformats.org/drawingml/2006/picture">
+                <pic:pic xmlns:pic="http://schemas.openxmlformats.org/drawingml/2006/picture">
+                  <pic:nvPicPr>
+                    <pic:cNvPr id="1374899875" name=""/>
+                    <pic:cNvPicPr/>
+                  </pic:nvPicPr>
+                  <pic:blipFill>
+                    <a:blip r:embed="rId27"/>
+                    <a:stretch>
+                      <a:fillRect/>
+                    </a:stretch>
+                  </pic:blipFill>
+                  <pic:spPr>
+                    <a:xfrm>
+                      <a:off x="0" y="0"/>
+                      <a:ext cx="5731510" cy="4259580"/>
+                    </a:xfrm>
+                    <a:prstGeom prst="rect">
+                      <a:avLst/>
+                    </a:prstGeom>
+                  </pic:spPr>
+                </pic:pic>
+              </a:graphicData>
+            </a:graphic>
+          </wp:inline>
+        </w:drawing>
+      </w:r>
+    </w:p>
+    <w:p>
+      <w:pPr>
+        <w:rPr>
+          <w:b/>
+          <w:bCs/>
+          <w:color w:val="D86DCB" w:themeColor="accent5" w:themeTint="99"/>
+          <w:sz w:val="28"/>
+          <w:szCs w:val="28"/>
+        </w:rPr>
+      </w:pPr>
+      <w:r>
+        <w:rPr>
+          <w:b/>
+          <w:bCs/>
+          <w:color w:val="D86DCB" w:themeColor="accent5" w:themeTint="99"/>
+          <w:sz w:val="28"/>
+          <w:szCs w:val="28"/>
+        </w:rPr>
+        <w:t>DE structuring Arrays and Loops</w:t>
+      </w:r>
+      <w:r>
+        <w:rPr>
+          <w:b/>
+          <w:bCs/>
+          <w:color w:val="D86DCB" w:themeColor="accent5" w:themeTint="99"/>
+          <w:sz w:val="28"/>
+          <w:szCs w:val="28"/>
+        </w:rPr>
+        <w:t>?</w:t>
+      </w:r>
+    </w:p>
+    <w:p/>
+    <w:p>
+      <w:pPr>
+        <w:rPr>
+          <w:b/>
+          <w:bCs/>
+          <w:color w:val="D86DCB" w:themeColor="accent5" w:themeTint="99"/>
+          <w:sz w:val="28"/>
+          <w:szCs w:val="28"/>
+        </w:rPr>
+      </w:pPr>
+      <w:r>
+        <w:rPr>
+          <w:b/>
+          <w:bCs/>
+          <w:color w:val="D86DCB" w:themeColor="accent5" w:themeTint="99"/>
+          <w:sz w:val="28"/>
+          <w:szCs w:val="28"/>
+        </w:rPr>
+        <w:t>Conditional Statements and Loops</w:t>
+      </w:r>
+      <w:r>
+        <w:rPr>
+          <w:b/>
+          <w:bCs/>
+          <w:color w:val="D86DCB" w:themeColor="accent5" w:themeTint="99"/>
+          <w:sz w:val="28"/>
+          <w:szCs w:val="28"/>
+        </w:rPr>
+        <w:t>?</w:t>
+      </w:r>
+    </w:p>
+    <w:p>
       <w:pPr>
         <w:rPr>
           <w:b/>
@@ -3816,8 +3499,10 @@
         <w:rPr>
           <w:b/>
           <w:bCs/>
+          <w:noProof/>
           <w:color w:val="124F1A" w:themeColor="accent3" w:themeShade="BF"/>
         </w:rPr>
+        <w:lastRenderedPageBreak/>
         <w:drawing>
           <wp:inline distT="0" distB="0" distL="0" distR="0" wp14:anchorId="35111E29" wp14:editId="6CBED645">
             <wp:extent cx="4800847" cy="3416476"/>
@@ -3834,7 +3519,7 @@
                     <pic:cNvPicPr/>
                   </pic:nvPicPr>
                   <pic:blipFill>
-                    <a:blip r:embed="rId19"/>
+                    <a:blip r:embed="rId28"/>
                     <a:stretch>
                       <a:fillRect/>
                     </a:stretch>
@@ -3869,11 +3554,11 @@
         <w:rPr>
           <w:b/>
           <w:bCs/>
+          <w:noProof/>
           <w:color w:val="D86DCB" w:themeColor="accent5" w:themeTint="99"/>
           <w:sz w:val="28"/>
           <w:szCs w:val="28"/>
         </w:rPr>
-        <w:lastRenderedPageBreak/>
         <w:drawing>
           <wp:inline distT="0" distB="0" distL="0" distR="0" wp14:anchorId="7C22B8D7" wp14:editId="446A6A62">
             <wp:extent cx="5731510" cy="3940810"/>
@@ -3890,7 +3575,7 @@
                     <pic:cNvPicPr/>
                   </pic:nvPicPr>
                   <pic:blipFill>
-                    <a:blip r:embed="rId20"/>
+                    <a:blip r:embed="rId29"/>
                     <a:stretch>
                       <a:fillRect/>
                     </a:stretch>
@@ -3999,6 +3684,7 @@
     </w:p>
     <w:p>
       <w:r>
+        <w:lastRenderedPageBreak/>
         <w:t>Iterating values of iterable objects (arrays, strings, etc.).</w:t>
       </w:r>
     </w:p>
@@ -4039,11 +3725,11 @@
         <w:rPr>
           <w:b/>
           <w:bCs/>
+          <w:noProof/>
           <w:color w:val="D86DCB" w:themeColor="accent5" w:themeTint="99"/>
           <w:sz w:val="28"/>
           <w:szCs w:val="28"/>
         </w:rPr>
-        <w:lastRenderedPageBreak/>
         <w:drawing>
           <wp:inline distT="0" distB="0" distL="0" distR="0" wp14:anchorId="27B8671B" wp14:editId="7282C6D9">
             <wp:extent cx="5731510" cy="5168265"/>
@@ -4060,7 +3746,7 @@
                     <pic:cNvPicPr/>
                   </pic:nvPicPr>
                   <pic:blipFill>
-                    <a:blip r:embed="rId21"/>
+                    <a:blip r:embed="rId30"/>
                     <a:stretch>
                       <a:fillRect/>
                     </a:stretch>
@@ -4104,6 +3790,215 @@
           <w:color w:val="124F1A" w:themeColor="accent3" w:themeShade="BF"/>
         </w:rPr>
         <w:t>EACH</w:t>
+      </w:r>
+    </w:p>
+    <w:p>
+      <w:pPr>
+        <w:rPr>
+          <w:b/>
+          <w:bCs/>
+          <w:color w:val="D86DCB" w:themeColor="accent5" w:themeTint="99"/>
+          <w:sz w:val="28"/>
+          <w:szCs w:val="28"/>
+        </w:rPr>
+      </w:pPr>
+      <w:r>
+        <w:rPr>
+          <w:b/>
+          <w:bCs/>
+          <w:color w:val="D86DCB" w:themeColor="accent5" w:themeTint="99"/>
+          <w:sz w:val="28"/>
+          <w:szCs w:val="28"/>
+        </w:rPr>
+        <w:t>Functions</w:t>
+      </w:r>
+      <w:r>
+        <w:rPr>
+          <w:b/>
+          <w:bCs/>
+          <w:color w:val="D86DCB" w:themeColor="accent5" w:themeTint="99"/>
+          <w:sz w:val="28"/>
+          <w:szCs w:val="28"/>
+        </w:rPr>
+        <w:t>?</w:t>
+      </w:r>
+    </w:p>
+    <w:p>
+      <w:r>
+        <w:t xml:space="preserve">functions are the building blocks, </w:t>
+      </w:r>
+      <w:r>
+        <w:rPr>
+          <w:b/>
+          <w:bCs/>
+        </w:rPr>
+        <w:t>reuse code</w:t>
+      </w:r>
+      <w:r>
+        <w:rPr>
+          <w:b/>
+          <w:bCs/>
+        </w:rPr>
+        <w:t>(</w:t>
+      </w:r>
+      <w:r>
+        <w:t>Allow not to repeat the cod</w:t>
+      </w:r>
+      <w:r>
+        <w:t>e)</w:t>
+      </w:r>
+      <w:r>
+        <w:t xml:space="preserve"> and </w:t>
+      </w:r>
+      <w:r>
+        <w:rPr>
+          <w:b/>
+          <w:bCs/>
+        </w:rPr>
+        <w:t>organize logic</w:t>
+      </w:r>
+    </w:p>
+    <w:p>
+      <w:r>
+        <w:t>Function Declaration and Function Expression</w:t>
+      </w:r>
+      <w:r>
+        <w:t>.</w:t>
+      </w:r>
+    </w:p>
+    <w:p>
+      <w:r>
+        <w:t xml:space="preserve">Function Declaration </w:t>
+      </w:r>
+      <w:r>
+        <w:t>follows Hoisting so calling is possible without declaration.</w:t>
+      </w:r>
+    </w:p>
+    <w:p>
+      <w:r>
+        <w:t>Function expression calling is not possible without declaring it.</w:t>
+      </w:r>
+    </w:p>
+    <w:p>
+      <w:pPr>
+        <w:rPr>
+          <w:b/>
+          <w:bCs/>
+          <w:color w:val="124F1A" w:themeColor="accent3" w:themeShade="BF"/>
+        </w:rPr>
+      </w:pPr>
+      <w:r>
+        <w:rPr>
+          <w:b/>
+          <w:bCs/>
+          <w:color w:val="124F1A" w:themeColor="accent3" w:themeShade="BF"/>
+        </w:rPr>
+        <w:lastRenderedPageBreak/>
+        <w:t>function declaration</w:t>
+      </w:r>
+    </w:p>
+    <w:p>
+      <w:r>
+        <w:t xml:space="preserve">sum(5, 5); </w:t>
+      </w:r>
+      <w:r>
+        <w:rPr>
+          <w:rFonts w:ascii="Segoe UI Emoji" w:hAnsi="Segoe UI Emoji" w:cs="Segoe UI Emoji"/>
+        </w:rPr>
+        <w:t xml:space="preserve">-- </w:t>
+      </w:r>
+      <w:r>
+        <w:t>Can be called before declaration due to hoisting</w:t>
+      </w:r>
+    </w:p>
+    <w:p>
+      <w:r>
+        <w:t>function sum(a, b) {</w:t>
+      </w:r>
+    </w:p>
+    <w:p>
+      <w:r>
+        <w:t xml:space="preserve">  return a + b;</w:t>
+      </w:r>
+    </w:p>
+    <w:p>
+      <w:r>
+        <w:t>}</w:t>
+      </w:r>
+    </w:p>
+    <w:p>
+      <w:r>
+        <w:t xml:space="preserve">console.log("sum:", sum(5, 5)); -- 10 </w:t>
+      </w:r>
+    </w:p>
+    <w:p>
+      <w:pPr>
+        <w:rPr>
+          <w:b/>
+          <w:bCs/>
+          <w:color w:val="124F1A" w:themeColor="accent3" w:themeShade="BF"/>
+        </w:rPr>
+      </w:pPr>
+      <w:r>
+        <w:rPr>
+          <w:b/>
+          <w:bCs/>
+          <w:color w:val="124F1A" w:themeColor="accent3" w:themeShade="BF"/>
+        </w:rPr>
+        <w:t>Function Expression</w:t>
+      </w:r>
+      <w:r>
+        <w:rPr>
+          <w:b/>
+          <w:bCs/>
+          <w:color w:val="124F1A" w:themeColor="accent3" w:themeShade="BF"/>
+        </w:rPr>
+        <w:t>:</w:t>
+      </w:r>
+    </w:p>
+    <w:p>
+      <w:r>
+        <w:t xml:space="preserve">A function is </w:t>
+      </w:r>
+      <w:r>
+        <w:rPr>
+          <w:b/>
+          <w:bCs/>
+        </w:rPr>
+        <w:t>assigned to a variable</w:t>
+      </w:r>
+      <w:r>
+        <w:t>.</w:t>
+      </w:r>
+    </w:p>
+    <w:p>
+      <w:r>
+        <w:t>let add = function(a, b) {</w:t>
+      </w:r>
+    </w:p>
+    <w:p>
+      <w:r>
+        <w:t xml:space="preserve">  return a + b;</w:t>
+      </w:r>
+    </w:p>
+    <w:p>
+      <w:r>
+        <w:t>};</w:t>
+      </w:r>
+    </w:p>
+    <w:p>
+      <w:r>
+        <w:t>console.log("Addition:", add(5, 10)); -- 15</w:t>
+      </w:r>
+    </w:p>
+    <w:p>
+      <w:r>
+        <w:t>Calling add() before this line would cause an error because hoisting is not supported.</w:t>
+      </w:r>
+    </w:p>
+    <w:p>
+      <w:r>
+        <w:t>console.log(add(5, 10)); -- Error: Cannot access 'add' before initialization.</w:t>
       </w:r>
     </w:p>
     <w:p>
@@ -4311,7 +4206,6 @@
         <w:ind w:firstLine="720"/>
       </w:pPr>
       <w:r>
-        <w:lastRenderedPageBreak/>
         <w:t>let addingNumber = (a,b) =&gt; { return a+b };</w:t>
       </w:r>
     </w:p>
@@ -4367,6 +4261,7 @@
     </w:p>
     <w:p>
       <w:r>
+        <w:lastRenderedPageBreak/>
         <w:t>console.log('addingNumber',addingNumber(2,1))</w:t>
       </w:r>
     </w:p>
@@ -4538,7 +4433,6 @@
     </w:p>
     <w:p>
       <w:r>
-        <w:lastRenderedPageBreak/>
         <w:t>const vehicles =['car','bus','van','jeep','bike','scooter']</w:t>
       </w:r>
     </w:p>
@@ -4638,22 +4532,22 @@
     <w:p/>
     <w:p>
       <w:r>
+        <w:t xml:space="preserve">  const findIndex = vehi.findIndex((val)=&gt;{</w:t>
+      </w:r>
+    </w:p>
+    <w:p>
+      <w:r>
+        <w:t xml:space="preserve">    //return val.id == 2;</w:t>
+      </w:r>
+    </w:p>
+    <w:p>
+      <w:r>
+        <w:t xml:space="preserve">    return val.title == "van";</w:t>
+      </w:r>
+    </w:p>
+    <w:p>
+      <w:r>
         <w:lastRenderedPageBreak/>
-        <w:t xml:space="preserve">  const findIndex = vehi.findIndex((val)=&gt;{</w:t>
-      </w:r>
-    </w:p>
-    <w:p>
-      <w:r>
-        <w:t xml:space="preserve">    //return val.id == 2;</w:t>
-      </w:r>
-    </w:p>
-    <w:p>
-      <w:r>
-        <w:t xml:space="preserve">    return val.title == "van";</w:t>
-      </w:r>
-    </w:p>
-    <w:p>
-      <w:r>
         <w:t xml:space="preserve">  })</w:t>
       </w:r>
     </w:p>
@@ -4791,12 +4685,12 @@
     </w:p>
     <w:p>
       <w:r>
+        <w:t>If there is any heavy operation in JavaScript—like fetching data, performing complex logic, or accessing files—that takes more time to complete, it can delay the normal execution flow since JavaScript runs in a single-threaded environment.</w:t>
+      </w:r>
+    </w:p>
+    <w:p>
+      <w:r>
         <w:lastRenderedPageBreak/>
-        <w:t>If there is any heavy operation in JavaScript—like fetching data, performing complex logic, or accessing files—that takes more time to complete, it can delay the normal execution flow since JavaScript runs in a single-threaded environment.</w:t>
-      </w:r>
-    </w:p>
-    <w:p>
-      <w:r>
         <w:t xml:space="preserve">To avoid blocking the main thread, we handle such tasks </w:t>
       </w:r>
       <w:r>
@@ -5202,7 +5096,7 @@
                     <pic:cNvPicPr/>
                   </pic:nvPicPr>
                   <pic:blipFill>
-                    <a:blip r:embed="rId22"/>
+                    <a:blip r:embed="rId31"/>
                     <a:stretch>
                       <a:fillRect/>
                     </a:stretch>
@@ -5249,7 +5143,7 @@
                     <pic:cNvPicPr/>
                   </pic:nvPicPr>
                   <pic:blipFill>
-                    <a:blip r:embed="rId23"/>
+                    <a:blip r:embed="rId32"/>
                     <a:stretch>
                       <a:fillRect/>
                     </a:stretch>
@@ -7605,6 +7499,7 @@
   <w:style w:type="character" w:default="1" w:styleId="DefaultParagraphFont">
     <w:name w:val="Default Paragraph Font"/>
     <w:uiPriority w:val="1"/>
+    <w:semiHidden/>
     <w:unhideWhenUsed/>
   </w:style>
   <w:style w:type="table" w:default="1" w:styleId="TableNormal">
@@ -8214,4 +8109,16 @@
     </a:ext>
   </a:extLst>
 </a:theme>
+</file>
+
+<file path=customXml/item1.xml><?xml version="1.0" encoding="utf-8"?>
+<b:Sources xmlns:b="http://schemas.openxmlformats.org/officeDocument/2006/bibliography" xmlns="http://schemas.openxmlformats.org/officeDocument/2006/bibliography" SelectedStyle="\APASixthEditionOfficeOnline.xsl" StyleName="APA" Version="6"/>
+</file>
+
+<file path=customXml/itemProps1.xml><?xml version="1.0" encoding="utf-8"?>
+<ds:datastoreItem xmlns:ds="http://schemas.openxmlformats.org/officeDocument/2006/customXml" ds:itemID="{7486EF36-A2A1-443F-B9AB-3D5D3A361F25}">
+  <ds:schemaRefs>
+    <ds:schemaRef ds:uri="http://schemas.openxmlformats.org/officeDocument/2006/bibliography"/>
+  </ds:schemaRefs>
+</ds:datastoreItem>
 </file>